--- a/Transition_Team_Budgeting_Worksheet.docx
+++ b/Transition_Team_Budgeting_Worksheet.docx
@@ -2,21 +2,6 @@
 <file path=word/document.xml><?xml version="1.0" encoding="utf-8"?>
 <w:document xmlns:wpc="http://schemas.microsoft.com/office/word/2010/wordprocessingCanvas" xmlns:mo="http://schemas.microsoft.com/office/mac/office/2008/main" xmlns:mc="http://schemas.openxmlformats.org/markup-compatibility/2006" xmlns:mv="urn:schemas-microsoft-com:mac:vml" xmlns:o="urn:schemas-microsoft-com:office:office" xmlns:r="http://schemas.openxmlformats.org/officeDocument/2006/relationships" xmlns:m="http://schemas.openxmlformats.org/officeDocument/2006/math" xmlns:v="urn:schemas-microsoft-com:vml" xmlns:wp14="http://schemas.microsoft.com/office/word/2010/wordprocessingDrawing" xmlns:wp="http://schemas.openxmlformats.org/drawingml/2006/wordprocessingDrawing" xmlns:w10="urn:schemas-microsoft-com:office:word" xmlns:w="http://schemas.openxmlformats.org/wordprocessingml/2006/main" xmlns:w14="http://schemas.microsoft.com/office/word/2010/wordml" xmlns:wpg="http://schemas.microsoft.com/office/word/2010/wordprocessingGroup" xmlns:wpi="http://schemas.microsoft.com/office/word/2010/wordprocessingInk" xmlns:wne="http://schemas.microsoft.com/office/word/2006/wordml" xmlns:wps="http://schemas.microsoft.com/office/word/2010/wordprocessingShape" mc:Ignorable="w14 wp14">
   <w:body>
-    <w:p>
-      <w:pPr>
-        <w:spacing w:after="0"/>
-        <w:jc w:val="center"/>
-      </w:pPr>
-      <w:r>
-        <w:rPr>
-          <w:rFonts w:ascii="Georgia" w:hAnsi="Georgia"/>
-          <w:b/>
-          <w:color w:val="D97892"/>
-          <w:sz w:val="46"/>
-        </w:rPr>
-        <w:t>✿  Transition Team  ♡</w:t>
-      </w:r>
-    </w:p>
     <w:p>
       <w:pPr>
         <w:spacing w:after="40"/>
@@ -24,26 +9,24 @@
       </w:pPr>
       <w:r>
         <w:rPr>
-          <w:rFonts w:ascii="Aptos Display" w:hAnsi="Aptos Display"/>
           <w:b/>
-          <w:color w:val="5B3543"/>
-          <w:sz w:val="34"/>
+          <w:color w:val="D97892"/>
+          <w:sz w:val="48"/>
         </w:rPr>
-        <w:t>My Monthly Money Plan</w:t>
+        <w:t>Transition Team</w:t>
       </w:r>
     </w:p>
     <w:p>
       <w:pPr>
-        <w:spacing w:after="140"/>
+        <w:spacing w:after="200"/>
         <w:jc w:val="center"/>
       </w:pPr>
       <w:r>
         <w:rPr>
-          <w:i/>
-          <w:color w:val="825B69"/>
-          <w:sz w:val="19"/>
+          <w:color w:val="6D4050"/>
+          <w:sz w:val="20"/>
         </w:rPr>
-        <w:t>Independent Living • Budgeting • Planning ahead</w:t>
+        <w:t>My Monthly Budget - Independent Living &amp; Money Skills</w:t>
       </w:r>
     </w:p>
     <w:tbl>
@@ -52,12 +35,12 @@
         <w:jc w:val="center"/>
         <w:tblLook w:firstColumn="1" w:firstRow="1" w:lastColumn="0" w:lastRow="0" w:noHBand="0" w:noVBand="1" w:val="04A0"/>
         <w:tblBorders>
-          <w:top w:val="single" w:sz="7" w:color="E7B7C4"/>
-          <w:left w:val="single" w:sz="7" w:color="E7B7C4"/>
-          <w:bottom w:val="single" w:sz="7" w:color="E7B7C4"/>
-          <w:right w:val="single" w:sz="7" w:color="E7B7C4"/>
-          <w:insideH w:val="single" w:sz="7" w:color="E7B7C4"/>
-          <w:insideV w:val="single" w:sz="7" w:color="E7B7C4"/>
+          <w:top w:val="single" w:sz="6" w:color="E7B7C4"/>
+          <w:left w:val="single" w:sz="6" w:color="E7B7C4"/>
+          <w:bottom w:val="single" w:sz="6" w:color="E7B7C4"/>
+          <w:right w:val="single" w:sz="6" w:color="E7B7C4"/>
+          <w:insideH w:val="single" w:sz="6" w:color="E7B7C4"/>
+          <w:insideV w:val="single" w:sz="6" w:color="E7B7C4"/>
         </w:tblBorders>
       </w:tblPr>
       <w:tblGrid>
@@ -69,7 +52,455 @@
       <w:tr>
         <w:tc>
           <w:tcPr>
-            <w:tcW w:type="dxa" w:w="2664"/>
+            <w:tcW w:type="dxa" w:w="1512"/>
+            <w:vAlign w:val="center"/>
+          </w:tcPr>
+          <w:p>
+            <w:pPr>
+              <w:spacing w:after="0"/>
+            </w:pPr>
+            <w:r/>
+            <w:r>
+              <w:rPr>
+                <w:b w:val="0"/>
+                <w:color w:val="4A3740"/>
+                <w:sz w:val="18"/>
+              </w:rPr>
+              <w:t>Student Name:</w:t>
+            </w:r>
+          </w:p>
+        </w:tc>
+        <w:tc>
+          <w:tcPr>
+            <w:tcW w:type="dxa" w:w="3672"/>
+            <w:vAlign w:val="center"/>
+          </w:tcPr>
+          <w:p>
+            <w:pPr>
+              <w:spacing w:after="0"/>
+            </w:pPr>
+            <w:r/>
+            <w:r>
+              <w:rPr>
+                <w:b w:val="0"/>
+                <w:color w:val="4A3740"/>
+                <w:sz w:val="18"/>
+              </w:rPr>
+              <w:t>____________________________</w:t>
+            </w:r>
+          </w:p>
+        </w:tc>
+        <w:tc>
+          <w:tcPr>
+            <w:tcW w:type="dxa" w:w="1368"/>
+            <w:vAlign w:val="center"/>
+          </w:tcPr>
+          <w:p>
+            <w:pPr>
+              <w:spacing w:after="0"/>
+            </w:pPr>
+            <w:r/>
+            <w:r>
+              <w:rPr>
+                <w:b w:val="0"/>
+                <w:color w:val="4A3740"/>
+                <w:sz w:val="18"/>
+              </w:rPr>
+              <w:t>Date:</w:t>
+            </w:r>
+          </w:p>
+        </w:tc>
+        <w:tc>
+          <w:tcPr>
+            <w:tcW w:type="dxa" w:w="2088"/>
+            <w:vAlign w:val="center"/>
+          </w:tcPr>
+          <w:p>
+            <w:pPr>
+              <w:spacing w:after="0"/>
+            </w:pPr>
+            <w:r/>
+            <w:r>
+              <w:rPr>
+                <w:b w:val="0"/>
+                <w:color w:val="4A3740"/>
+                <w:sz w:val="18"/>
+              </w:rPr>
+              <w:t>_______________</w:t>
+            </w:r>
+          </w:p>
+        </w:tc>
+      </w:tr>
+      <w:tr>
+        <w:tc>
+          <w:tcPr>
+            <w:tcW w:type="dxa" w:w="1512"/>
+            <w:vAlign w:val="center"/>
+          </w:tcPr>
+          <w:p>
+            <w:pPr>
+              <w:spacing w:after="0"/>
+            </w:pPr>
+            <w:r/>
+            <w:r>
+              <w:rPr>
+                <w:b w:val="0"/>
+                <w:color w:val="4A3740"/>
+                <w:sz w:val="18"/>
+              </w:rPr>
+              <w:t>Monthly Income:</w:t>
+            </w:r>
+          </w:p>
+        </w:tc>
+        <w:tc>
+          <w:tcPr>
+            <w:tcW w:type="dxa" w:w="3672"/>
+            <w:vAlign w:val="center"/>
+          </w:tcPr>
+          <w:p>
+            <w:pPr>
+              <w:spacing w:after="0"/>
+            </w:pPr>
+            <w:r/>
+            <w:r>
+              <w:rPr>
+                <w:b w:val="0"/>
+                <w:color w:val="4A3740"/>
+                <w:sz w:val="18"/>
+              </w:rPr>
+              <w:t>$ ___________________________</w:t>
+            </w:r>
+          </w:p>
+        </w:tc>
+        <w:tc>
+          <w:tcPr>
+            <w:tcW w:type="dxa" w:w="1368"/>
+            <w:vAlign w:val="center"/>
+          </w:tcPr>
+          <w:p>
+            <w:pPr>
+              <w:spacing w:after="0"/>
+            </w:pPr>
+            <w:r/>
+            <w:r>
+              <w:rPr>
+                <w:b w:val="0"/>
+                <w:color w:val="4A3740"/>
+                <w:sz w:val="18"/>
+              </w:rPr>
+              <w:t>Savings Goal:</w:t>
+            </w:r>
+          </w:p>
+        </w:tc>
+        <w:tc>
+          <w:tcPr>
+            <w:tcW w:type="dxa" w:w="2088"/>
+            <w:vAlign w:val="center"/>
+          </w:tcPr>
+          <w:p>
+            <w:pPr>
+              <w:spacing w:after="0"/>
+            </w:pPr>
+            <w:r/>
+            <w:r>
+              <w:rPr>
+                <w:b w:val="0"/>
+                <w:color w:val="4A3740"/>
+                <w:sz w:val="18"/>
+              </w:rPr>
+              <w:t>$ ______________</w:t>
+            </w:r>
+          </w:p>
+        </w:tc>
+      </w:tr>
+    </w:tbl>
+    <w:p>
+      <w:pPr>
+        <w:spacing w:before="160" w:after="100"/>
+      </w:pPr>
+      <w:r>
+        <w:rPr>
+          <w:b/>
+          <w:color w:val="6D4050"/>
+          <w:sz w:val="26"/>
+        </w:rPr>
+        <w:t>Step 1: Where does my money come from?</w:t>
+      </w:r>
+    </w:p>
+    <w:tbl>
+      <w:tblPr>
+        <w:tblW w:type="auto" w:w="0"/>
+        <w:jc w:val="center"/>
+        <w:tblLook w:firstColumn="1" w:firstRow="1" w:lastColumn="0" w:lastRow="0" w:noHBand="0" w:noVBand="1" w:val="04A0"/>
+        <w:tblBorders>
+          <w:top w:val="single" w:sz="6" w:color="E7B7C4"/>
+          <w:left w:val="single" w:sz="6" w:color="E7B7C4"/>
+          <w:bottom w:val="single" w:sz="6" w:color="E7B7C4"/>
+          <w:right w:val="single" w:sz="6" w:color="E7B7C4"/>
+          <w:insideH w:val="single" w:sz="6" w:color="E7B7C4"/>
+          <w:insideV w:val="single" w:sz="6" w:color="E7B7C4"/>
+        </w:tblBorders>
+      </w:tblPr>
+      <w:tblGrid>
+        <w:gridCol w:w="3552"/>
+        <w:gridCol w:w="3552"/>
+        <w:gridCol w:w="3552"/>
+      </w:tblGrid>
+      <w:tr>
+        <w:tc>
+          <w:tcPr>
+            <w:tcW w:type="dxa" w:w="5040"/>
+            <w:vAlign w:val="center"/>
+            <w:shd w:fill="D97892"/>
+          </w:tcPr>
+          <w:p>
+            <w:pPr>
+              <w:spacing w:after="0"/>
+            </w:pPr>
+            <w:r/>
+            <w:r>
+              <w:rPr>
+                <w:b/>
+                <w:color w:val="FFFFFF"/>
+                <w:sz w:val="18"/>
+              </w:rPr>
+              <w:t>Income Source</w:t>
+            </w:r>
+          </w:p>
+        </w:tc>
+        <w:tc>
+          <w:tcPr>
+            <w:tcW w:type="dxa" w:w="1944"/>
+            <w:vAlign w:val="center"/>
+            <w:shd w:fill="D97892"/>
+          </w:tcPr>
+          <w:p>
+            <w:pPr>
+              <w:spacing w:after="0"/>
+            </w:pPr>
+            <w:r/>
+            <w:r>
+              <w:rPr>
+                <w:b/>
+                <w:color w:val="FFFFFF"/>
+                <w:sz w:val="18"/>
+              </w:rPr>
+              <w:t>Expected</w:t>
+            </w:r>
+          </w:p>
+        </w:tc>
+        <w:tc>
+          <w:tcPr>
+            <w:tcW w:type="dxa" w:w="1944"/>
+            <w:vAlign w:val="center"/>
+            <w:shd w:fill="D97892"/>
+          </w:tcPr>
+          <w:p>
+            <w:pPr>
+              <w:spacing w:after="0"/>
+            </w:pPr>
+            <w:r/>
+            <w:r>
+              <w:rPr>
+                <w:b/>
+                <w:color w:val="FFFFFF"/>
+                <w:sz w:val="18"/>
+              </w:rPr>
+              <w:t>Actual</w:t>
+            </w:r>
+          </w:p>
+        </w:tc>
+      </w:tr>
+      <w:tr>
+        <w:tc>
+          <w:tcPr>
+            <w:tcW w:type="dxa" w:w="5040"/>
+            <w:vAlign w:val="center"/>
+          </w:tcPr>
+          <w:p>
+            <w:pPr>
+              <w:spacing w:after="0"/>
+            </w:pPr>
+            <w:r/>
+            <w:r>
+              <w:rPr>
+                <w:b w:val="0"/>
+                <w:color w:val="4A3740"/>
+                <w:sz w:val="18"/>
+              </w:rPr>
+              <w:t>Job / Paycheck</w:t>
+            </w:r>
+          </w:p>
+        </w:tc>
+        <w:tc>
+          <w:tcPr>
+            <w:tcW w:type="dxa" w:w="1944"/>
+            <w:vAlign w:val="center"/>
+          </w:tcPr>
+          <w:p>
+            <w:pPr>
+              <w:spacing w:after="0"/>
+            </w:pPr>
+            <w:r/>
+            <w:r>
+              <w:rPr>
+                <w:b w:val="0"/>
+                <w:color w:val="4A3740"/>
+                <w:sz w:val="18"/>
+              </w:rPr>
+              <w:t>$</w:t>
+            </w:r>
+          </w:p>
+        </w:tc>
+        <w:tc>
+          <w:tcPr>
+            <w:tcW w:type="dxa" w:w="1944"/>
+            <w:vAlign w:val="center"/>
+          </w:tcPr>
+          <w:p>
+            <w:pPr>
+              <w:spacing w:after="0"/>
+            </w:pPr>
+            <w:r/>
+            <w:r>
+              <w:rPr>
+                <w:b w:val="0"/>
+                <w:color w:val="4A3740"/>
+                <w:sz w:val="18"/>
+              </w:rPr>
+              <w:t>$</w:t>
+            </w:r>
+          </w:p>
+        </w:tc>
+      </w:tr>
+      <w:tr>
+        <w:tc>
+          <w:tcPr>
+            <w:tcW w:type="dxa" w:w="5040"/>
+            <w:vAlign w:val="center"/>
+          </w:tcPr>
+          <w:p>
+            <w:pPr>
+              <w:spacing w:after="0"/>
+            </w:pPr>
+            <w:r/>
+            <w:r>
+              <w:rPr>
+                <w:b w:val="0"/>
+                <w:color w:val="4A3740"/>
+                <w:sz w:val="18"/>
+              </w:rPr>
+              <w:t>Allowance / Family Support</w:t>
+            </w:r>
+          </w:p>
+        </w:tc>
+        <w:tc>
+          <w:tcPr>
+            <w:tcW w:type="dxa" w:w="1944"/>
+            <w:vAlign w:val="center"/>
+          </w:tcPr>
+          <w:p>
+            <w:pPr>
+              <w:spacing w:after="0"/>
+            </w:pPr>
+            <w:r/>
+            <w:r>
+              <w:rPr>
+                <w:b w:val="0"/>
+                <w:color w:val="4A3740"/>
+                <w:sz w:val="18"/>
+              </w:rPr>
+              <w:t>$</w:t>
+            </w:r>
+          </w:p>
+        </w:tc>
+        <w:tc>
+          <w:tcPr>
+            <w:tcW w:type="dxa" w:w="1944"/>
+            <w:vAlign w:val="center"/>
+          </w:tcPr>
+          <w:p>
+            <w:pPr>
+              <w:spacing w:after="0"/>
+            </w:pPr>
+            <w:r/>
+            <w:r>
+              <w:rPr>
+                <w:b w:val="0"/>
+                <w:color w:val="4A3740"/>
+                <w:sz w:val="18"/>
+              </w:rPr>
+              <w:t>$</w:t>
+            </w:r>
+          </w:p>
+        </w:tc>
+      </w:tr>
+      <w:tr>
+        <w:tc>
+          <w:tcPr>
+            <w:tcW w:type="dxa" w:w="5040"/>
+            <w:vAlign w:val="center"/>
+          </w:tcPr>
+          <w:p>
+            <w:pPr>
+              <w:spacing w:after="0"/>
+            </w:pPr>
+            <w:r/>
+            <w:r>
+              <w:rPr>
+                <w:b w:val="0"/>
+                <w:color w:val="4A3740"/>
+                <w:sz w:val="18"/>
+              </w:rPr>
+              <w:t>Other Income</w:t>
+            </w:r>
+          </w:p>
+        </w:tc>
+        <w:tc>
+          <w:tcPr>
+            <w:tcW w:type="dxa" w:w="1944"/>
+            <w:vAlign w:val="center"/>
+          </w:tcPr>
+          <w:p>
+            <w:pPr>
+              <w:spacing w:after="0"/>
+            </w:pPr>
+            <w:r/>
+            <w:r>
+              <w:rPr>
+                <w:b w:val="0"/>
+                <w:color w:val="4A3740"/>
+                <w:sz w:val="18"/>
+              </w:rPr>
+              <w:t>$</w:t>
+            </w:r>
+          </w:p>
+        </w:tc>
+        <w:tc>
+          <w:tcPr>
+            <w:tcW w:type="dxa" w:w="1944"/>
+            <w:vAlign w:val="center"/>
+          </w:tcPr>
+          <w:p>
+            <w:pPr>
+              <w:spacing w:after="0"/>
+            </w:pPr>
+            <w:r/>
+            <w:r>
+              <w:rPr>
+                <w:b w:val="0"/>
+                <w:color w:val="4A3740"/>
+                <w:sz w:val="18"/>
+              </w:rPr>
+              <w:t>$</w:t>
+            </w:r>
+          </w:p>
+        </w:tc>
+      </w:tr>
+      <w:tr>
+        <w:tc>
+          <w:tcPr>
+            <w:tcW w:type="dxa" w:w="5040"/>
             <w:vAlign w:val="center"/>
             <w:shd w:fill="FCE8EE"/>
           </w:tcPr>
@@ -80,39 +511,17 @@
             <w:r/>
             <w:r>
               <w:rPr>
-                <w:rFonts w:ascii="Aptos" w:hAnsi="Aptos"/>
                 <w:b/>
-                <w:color w:val="5B3543"/>
+                <w:color w:val="4A3740"/>
                 <w:sz w:val="18"/>
               </w:rPr>
-              <w:t>Student:</w:t>
+              <w:t>TOTAL INCOME</w:t>
             </w:r>
           </w:p>
         </w:tc>
         <w:tc>
           <w:tcPr>
-            <w:tcW w:type="dxa" w:w="2664"/>
-            <w:vAlign w:val="center"/>
-          </w:tcPr>
-          <w:p>
-            <w:pPr>
-              <w:spacing w:after="0"/>
-            </w:pPr>
-            <w:r/>
-            <w:r>
-              <w:rPr>
-                <w:rFonts w:ascii="Aptos" w:hAnsi="Aptos"/>
-                <w:b w:val="0"/>
-                <w:color w:val="5B3543"/>
-                <w:sz w:val="18"/>
-              </w:rPr>
-              <w:t>________________________</w:t>
-            </w:r>
-          </w:p>
-        </w:tc>
-        <w:tc>
-          <w:tcPr>
-            <w:tcW w:type="dxa" w:w="2664"/>
+            <w:tcW w:type="dxa" w:w="1944"/>
             <w:vAlign w:val="center"/>
             <w:shd w:fill="FCE8EE"/>
           </w:tcPr>
@@ -123,19 +532,19 @@
             <w:r/>
             <w:r>
               <w:rPr>
-                <w:rFonts w:ascii="Aptos" w:hAnsi="Aptos"/>
                 <w:b/>
-                <w:color w:val="5B3543"/>
+                <w:color w:val="4A3740"/>
                 <w:sz w:val="18"/>
               </w:rPr>
-              <w:t>Date:</w:t>
+              <w:t>$</w:t>
             </w:r>
           </w:p>
         </w:tc>
         <w:tc>
           <w:tcPr>
-            <w:tcW w:type="dxa" w:w="2664"/>
+            <w:tcW w:type="dxa" w:w="1944"/>
             <w:vAlign w:val="center"/>
+            <w:shd w:fill="FCE8EE"/>
           </w:tcPr>
           <w:p>
             <w:pPr>
@@ -144,12 +553,11 @@
             <w:r/>
             <w:r>
               <w:rPr>
-                <w:rFonts w:ascii="Aptos" w:hAnsi="Aptos"/>
-                <w:b w:val="0"/>
-                <w:color w:val="5B3543"/>
+                <w:b/>
+                <w:color w:val="4A3740"/>
                 <w:sz w:val="18"/>
               </w:rPr>
-              <w:t>______________</w:t>
+              <w:t>$</w:t>
             </w:r>
           </w:p>
         </w:tc>
@@ -157,15 +565,15 @@
     </w:tbl>
     <w:p>
       <w:pPr>
-        <w:spacing w:before="160" w:after="80"/>
+        <w:spacing w:before="160" w:after="100"/>
       </w:pPr>
       <w:r>
         <w:rPr>
           <w:b/>
-          <w:color w:val="5B3543"/>
+          <w:color w:val="6D4050"/>
           <w:sz w:val="26"/>
         </w:rPr>
-        <w:t>✿  Step 1: Where does my money come from?</w:t>
+        <w:t>Step 2: Plan my monthly expenses</w:t>
       </w:r>
     </w:p>
     <w:tbl>
@@ -174,12 +582,12 @@
         <w:jc w:val="center"/>
         <w:tblLook w:firstColumn="1" w:firstRow="1" w:lastColumn="0" w:lastRow="0" w:noHBand="0" w:noVBand="1" w:val="04A0"/>
         <w:tblBorders>
-          <w:top w:val="single" w:sz="7" w:color="E7B7C4"/>
-          <w:left w:val="single" w:sz="7" w:color="E7B7C4"/>
-          <w:bottom w:val="single" w:sz="7" w:color="E7B7C4"/>
-          <w:right w:val="single" w:sz="7" w:color="E7B7C4"/>
-          <w:insideH w:val="single" w:sz="7" w:color="E7B7C4"/>
-          <w:insideV w:val="single" w:sz="7" w:color="E7B7C4"/>
+          <w:top w:val="single" w:sz="6" w:color="E7B7C4"/>
+          <w:left w:val="single" w:sz="6" w:color="E7B7C4"/>
+          <w:bottom w:val="single" w:sz="6" w:color="E7B7C4"/>
+          <w:right w:val="single" w:sz="6" w:color="E7B7C4"/>
+          <w:insideH w:val="single" w:sz="6" w:color="E7B7C4"/>
+          <w:insideV w:val="single" w:sz="6" w:color="E7B7C4"/>
         </w:tblBorders>
       </w:tblPr>
       <w:tblGrid>
@@ -188,12 +596,9 @@
         <w:gridCol w:w="3552"/>
       </w:tblGrid>
       <w:tr>
-        <w:trPr>
-          <w:tblHeader w:val="true"/>
-        </w:trPr>
         <w:tc>
           <w:tcPr>
-            <w:tcW w:type="dxa" w:w="5184"/>
+            <w:tcW w:type="dxa" w:w="5040"/>
             <w:vAlign w:val="center"/>
             <w:shd w:fill="D97892"/>
           </w:tcPr>
@@ -204,18 +609,17 @@
             <w:r/>
             <w:r>
               <w:rPr>
-                <w:rFonts w:ascii="Aptos" w:hAnsi="Aptos"/>
                 <w:b/>
                 <w:color w:val="FFFFFF"/>
                 <w:sz w:val="18"/>
               </w:rPr>
-              <w:t>Income Source</w:t>
+              <w:t>Expense</w:t>
             </w:r>
           </w:p>
         </w:tc>
         <w:tc>
           <w:tcPr>
-            <w:tcW w:type="dxa" w:w="1872"/>
+            <w:tcW w:type="dxa" w:w="1944"/>
             <w:vAlign w:val="center"/>
             <w:shd w:fill="D97892"/>
           </w:tcPr>
@@ -226,18 +630,17 @@
             <w:r/>
             <w:r>
               <w:rPr>
-                <w:rFonts w:ascii="Aptos" w:hAnsi="Aptos"/>
                 <w:b/>
                 <w:color w:val="FFFFFF"/>
                 <w:sz w:val="18"/>
               </w:rPr>
-              <w:t>Expected</w:t>
+              <w:t>Budgeted</w:t>
             </w:r>
           </w:p>
         </w:tc>
         <w:tc>
           <w:tcPr>
-            <w:tcW w:type="dxa" w:w="1872"/>
+            <w:tcW w:type="dxa" w:w="1944"/>
             <w:vAlign w:val="center"/>
             <w:shd w:fill="D97892"/>
           </w:tcPr>
@@ -248,7 +651,6 @@
             <w:r/>
             <w:r>
               <w:rPr>
-                <w:rFonts w:ascii="Aptos" w:hAnsi="Aptos"/>
                 <w:b/>
                 <w:color w:val="FFFFFF"/>
                 <w:sz w:val="18"/>
@@ -259,12 +661,9 @@
         </w:tc>
       </w:tr>
       <w:tr>
-        <w:trPr>
-          <w:trHeight w:val="605"/>
-        </w:trPr>
         <w:tc>
           <w:tcPr>
-            <w:tcW w:type="dxa" w:w="5184"/>
+            <w:tcW w:type="dxa" w:w="5040"/>
             <w:vAlign w:val="center"/>
           </w:tcPr>
           <w:p>
@@ -274,18 +673,17 @@
             <w:r/>
             <w:r>
               <w:rPr>
-                <w:rFonts w:ascii="Aptos" w:hAnsi="Aptos"/>
                 <w:b w:val="0"/>
-                <w:color w:val="5B3543"/>
+                <w:color w:val="4A3740"/>
                 <w:sz w:val="18"/>
               </w:rPr>
-              <w:t>Job / Paycheck</w:t>
+              <w:t>Housing / Rent</w:t>
             </w:r>
           </w:p>
         </w:tc>
         <w:tc>
           <w:tcPr>
-            <w:tcW w:type="dxa" w:w="1872"/>
+            <w:tcW w:type="dxa" w:w="1944"/>
             <w:vAlign w:val="center"/>
           </w:tcPr>
           <w:p>
@@ -295,18 +693,17 @@
             <w:r/>
             <w:r>
               <w:rPr>
-                <w:rFonts w:ascii="Aptos" w:hAnsi="Aptos"/>
                 <w:b w:val="0"/>
-                <w:color w:val="5B3543"/>
+                <w:color w:val="4A3740"/>
                 <w:sz w:val="18"/>
               </w:rPr>
-              <w:t>$ __________</w:t>
+              <w:t>$</w:t>
             </w:r>
           </w:p>
         </w:tc>
         <w:tc>
           <w:tcPr>
-            <w:tcW w:type="dxa" w:w="1872"/>
+            <w:tcW w:type="dxa" w:w="1944"/>
             <w:vAlign w:val="center"/>
           </w:tcPr>
           <w:p>
@@ -316,94 +713,19 @@
             <w:r/>
             <w:r>
               <w:rPr>
-                <w:rFonts w:ascii="Aptos" w:hAnsi="Aptos"/>
                 <w:b w:val="0"/>
-                <w:color w:val="5B3543"/>
+                <w:color w:val="4A3740"/>
                 <w:sz w:val="18"/>
               </w:rPr>
-              <w:t>$ __________</w:t>
+              <w:t>$</w:t>
             </w:r>
           </w:p>
         </w:tc>
       </w:tr>
       <w:tr>
-        <w:trPr>
-          <w:trHeight w:val="605"/>
-        </w:trPr>
         <w:tc>
           <w:tcPr>
-            <w:tcW w:type="dxa" w:w="5184"/>
-            <w:vAlign w:val="center"/>
-            <w:shd w:fill="FFF7FA"/>
-          </w:tcPr>
-          <w:p>
-            <w:pPr>
-              <w:spacing w:after="0"/>
-            </w:pPr>
-            <w:r/>
-            <w:r>
-              <w:rPr>
-                <w:rFonts w:ascii="Aptos" w:hAnsi="Aptos"/>
-                <w:b w:val="0"/>
-                <w:color w:val="5B3543"/>
-                <w:sz w:val="18"/>
-              </w:rPr>
-              <w:t>Allowance / Family Support</w:t>
-            </w:r>
-          </w:p>
-        </w:tc>
-        <w:tc>
-          <w:tcPr>
-            <w:tcW w:type="dxa" w:w="1872"/>
-            <w:vAlign w:val="center"/>
-            <w:shd w:fill="FFF7FA"/>
-          </w:tcPr>
-          <w:p>
-            <w:pPr>
-              <w:spacing w:after="0"/>
-            </w:pPr>
-            <w:r/>
-            <w:r>
-              <w:rPr>
-                <w:rFonts w:ascii="Aptos" w:hAnsi="Aptos"/>
-                <w:b w:val="0"/>
-                <w:color w:val="5B3543"/>
-                <w:sz w:val="18"/>
-              </w:rPr>
-              <w:t>$ __________</w:t>
-            </w:r>
-          </w:p>
-        </w:tc>
-        <w:tc>
-          <w:tcPr>
-            <w:tcW w:type="dxa" w:w="1872"/>
-            <w:vAlign w:val="center"/>
-            <w:shd w:fill="FFF7FA"/>
-          </w:tcPr>
-          <w:p>
-            <w:pPr>
-              <w:spacing w:after="0"/>
-            </w:pPr>
-            <w:r/>
-            <w:r>
-              <w:rPr>
-                <w:rFonts w:ascii="Aptos" w:hAnsi="Aptos"/>
-                <w:b w:val="0"/>
-                <w:color w:val="5B3543"/>
-                <w:sz w:val="18"/>
-              </w:rPr>
-              <w:t>$ __________</w:t>
-            </w:r>
-          </w:p>
-        </w:tc>
-      </w:tr>
-      <w:tr>
-        <w:trPr>
-          <w:trHeight w:val="605"/>
-        </w:trPr>
-        <w:tc>
-          <w:tcPr>
-            <w:tcW w:type="dxa" w:w="5184"/>
+            <w:tcW w:type="dxa" w:w="5040"/>
             <w:vAlign w:val="center"/>
           </w:tcPr>
           <w:p>
@@ -413,18 +735,17 @@
             <w:r/>
             <w:r>
               <w:rPr>
-                <w:rFonts w:ascii="Aptos" w:hAnsi="Aptos"/>
                 <w:b w:val="0"/>
-                <w:color w:val="5B3543"/>
+                <w:color w:val="4A3740"/>
                 <w:sz w:val="18"/>
               </w:rPr>
-              <w:t>Other Income</w:t>
+              <w:t>Electricity / Utilities</w:t>
             </w:r>
           </w:p>
         </w:tc>
         <w:tc>
           <w:tcPr>
-            <w:tcW w:type="dxa" w:w="1872"/>
+            <w:tcW w:type="dxa" w:w="1944"/>
             <w:vAlign w:val="center"/>
           </w:tcPr>
           <w:p>
@@ -434,18 +755,17 @@
             <w:r/>
             <w:r>
               <w:rPr>
-                <w:rFonts w:ascii="Aptos" w:hAnsi="Aptos"/>
                 <w:b w:val="0"/>
-                <w:color w:val="5B3543"/>
+                <w:color w:val="4A3740"/>
                 <w:sz w:val="18"/>
               </w:rPr>
-              <w:t>$ __________</w:t>
+              <w:t>$</w:t>
             </w:r>
           </w:p>
         </w:tc>
         <w:tc>
           <w:tcPr>
-            <w:tcW w:type="dxa" w:w="1872"/>
+            <w:tcW w:type="dxa" w:w="1944"/>
             <w:vAlign w:val="center"/>
           </w:tcPr>
           <w:p>
@@ -455,23 +775,453 @@
             <w:r/>
             <w:r>
               <w:rPr>
-                <w:rFonts w:ascii="Aptos" w:hAnsi="Aptos"/>
                 <w:b w:val="0"/>
-                <w:color w:val="5B3543"/>
+                <w:color w:val="4A3740"/>
                 <w:sz w:val="18"/>
               </w:rPr>
-              <w:t>$ __________</w:t>
+              <w:t>$</w:t>
             </w:r>
           </w:p>
         </w:tc>
       </w:tr>
       <w:tr>
-        <w:trPr>
-          <w:trHeight w:val="605"/>
-        </w:trPr>
         <w:tc>
           <w:tcPr>
-            <w:tcW w:type="dxa" w:w="5184"/>
+            <w:tcW w:type="dxa" w:w="5040"/>
+            <w:vAlign w:val="center"/>
+          </w:tcPr>
+          <w:p>
+            <w:pPr>
+              <w:spacing w:after="0"/>
+            </w:pPr>
+            <w:r/>
+            <w:r>
+              <w:rPr>
+                <w:b w:val="0"/>
+                <w:color w:val="4A3740"/>
+                <w:sz w:val="18"/>
+              </w:rPr>
+              <w:t>Phone</w:t>
+            </w:r>
+          </w:p>
+        </w:tc>
+        <w:tc>
+          <w:tcPr>
+            <w:tcW w:type="dxa" w:w="1944"/>
+            <w:vAlign w:val="center"/>
+          </w:tcPr>
+          <w:p>
+            <w:pPr>
+              <w:spacing w:after="0"/>
+            </w:pPr>
+            <w:r/>
+            <w:r>
+              <w:rPr>
+                <w:b w:val="0"/>
+                <w:color w:val="4A3740"/>
+                <w:sz w:val="18"/>
+              </w:rPr>
+              <w:t>$</w:t>
+            </w:r>
+          </w:p>
+        </w:tc>
+        <w:tc>
+          <w:tcPr>
+            <w:tcW w:type="dxa" w:w="1944"/>
+            <w:vAlign w:val="center"/>
+          </w:tcPr>
+          <w:p>
+            <w:pPr>
+              <w:spacing w:after="0"/>
+            </w:pPr>
+            <w:r/>
+            <w:r>
+              <w:rPr>
+                <w:b w:val="0"/>
+                <w:color w:val="4A3740"/>
+                <w:sz w:val="18"/>
+              </w:rPr>
+              <w:t>$</w:t>
+            </w:r>
+          </w:p>
+        </w:tc>
+      </w:tr>
+      <w:tr>
+        <w:tc>
+          <w:tcPr>
+            <w:tcW w:type="dxa" w:w="5040"/>
+            <w:vAlign w:val="center"/>
+          </w:tcPr>
+          <w:p>
+            <w:pPr>
+              <w:spacing w:after="0"/>
+            </w:pPr>
+            <w:r/>
+            <w:r>
+              <w:rPr>
+                <w:b w:val="0"/>
+                <w:color w:val="4A3740"/>
+                <w:sz w:val="18"/>
+              </w:rPr>
+              <w:t>Transportation / Gas</w:t>
+            </w:r>
+          </w:p>
+        </w:tc>
+        <w:tc>
+          <w:tcPr>
+            <w:tcW w:type="dxa" w:w="1944"/>
+            <w:vAlign w:val="center"/>
+          </w:tcPr>
+          <w:p>
+            <w:pPr>
+              <w:spacing w:after="0"/>
+            </w:pPr>
+            <w:r/>
+            <w:r>
+              <w:rPr>
+                <w:b w:val="0"/>
+                <w:color w:val="4A3740"/>
+                <w:sz w:val="18"/>
+              </w:rPr>
+              <w:t>$</w:t>
+            </w:r>
+          </w:p>
+        </w:tc>
+        <w:tc>
+          <w:tcPr>
+            <w:tcW w:type="dxa" w:w="1944"/>
+            <w:vAlign w:val="center"/>
+          </w:tcPr>
+          <w:p>
+            <w:pPr>
+              <w:spacing w:after="0"/>
+            </w:pPr>
+            <w:r/>
+            <w:r>
+              <w:rPr>
+                <w:b w:val="0"/>
+                <w:color w:val="4A3740"/>
+                <w:sz w:val="18"/>
+              </w:rPr>
+              <w:t>$</w:t>
+            </w:r>
+          </w:p>
+        </w:tc>
+      </w:tr>
+      <w:tr>
+        <w:tc>
+          <w:tcPr>
+            <w:tcW w:type="dxa" w:w="5040"/>
+            <w:vAlign w:val="center"/>
+          </w:tcPr>
+          <w:p>
+            <w:pPr>
+              <w:spacing w:after="0"/>
+            </w:pPr>
+            <w:r/>
+            <w:r>
+              <w:rPr>
+                <w:b w:val="0"/>
+                <w:color w:val="4A3740"/>
+                <w:sz w:val="18"/>
+              </w:rPr>
+              <w:t>Groceries / Food</w:t>
+            </w:r>
+          </w:p>
+        </w:tc>
+        <w:tc>
+          <w:tcPr>
+            <w:tcW w:type="dxa" w:w="1944"/>
+            <w:vAlign w:val="center"/>
+          </w:tcPr>
+          <w:p>
+            <w:pPr>
+              <w:spacing w:after="0"/>
+            </w:pPr>
+            <w:r/>
+            <w:r>
+              <w:rPr>
+                <w:b w:val="0"/>
+                <w:color w:val="4A3740"/>
+                <w:sz w:val="18"/>
+              </w:rPr>
+              <w:t>$</w:t>
+            </w:r>
+          </w:p>
+        </w:tc>
+        <w:tc>
+          <w:tcPr>
+            <w:tcW w:type="dxa" w:w="1944"/>
+            <w:vAlign w:val="center"/>
+          </w:tcPr>
+          <w:p>
+            <w:pPr>
+              <w:spacing w:after="0"/>
+            </w:pPr>
+            <w:r/>
+            <w:r>
+              <w:rPr>
+                <w:b w:val="0"/>
+                <w:color w:val="4A3740"/>
+                <w:sz w:val="18"/>
+              </w:rPr>
+              <w:t>$</w:t>
+            </w:r>
+          </w:p>
+        </w:tc>
+      </w:tr>
+      <w:tr>
+        <w:tc>
+          <w:tcPr>
+            <w:tcW w:type="dxa" w:w="5040"/>
+            <w:vAlign w:val="center"/>
+          </w:tcPr>
+          <w:p>
+            <w:pPr>
+              <w:spacing w:after="0"/>
+            </w:pPr>
+            <w:r/>
+            <w:r>
+              <w:rPr>
+                <w:b w:val="0"/>
+                <w:color w:val="4A3740"/>
+                <w:sz w:val="18"/>
+              </w:rPr>
+              <w:t>Clothing / Personal Care</w:t>
+            </w:r>
+          </w:p>
+        </w:tc>
+        <w:tc>
+          <w:tcPr>
+            <w:tcW w:type="dxa" w:w="1944"/>
+            <w:vAlign w:val="center"/>
+          </w:tcPr>
+          <w:p>
+            <w:pPr>
+              <w:spacing w:after="0"/>
+            </w:pPr>
+            <w:r/>
+            <w:r>
+              <w:rPr>
+                <w:b w:val="0"/>
+                <w:color w:val="4A3740"/>
+                <w:sz w:val="18"/>
+              </w:rPr>
+              <w:t>$</w:t>
+            </w:r>
+          </w:p>
+        </w:tc>
+        <w:tc>
+          <w:tcPr>
+            <w:tcW w:type="dxa" w:w="1944"/>
+            <w:vAlign w:val="center"/>
+          </w:tcPr>
+          <w:p>
+            <w:pPr>
+              <w:spacing w:after="0"/>
+            </w:pPr>
+            <w:r/>
+            <w:r>
+              <w:rPr>
+                <w:b w:val="0"/>
+                <w:color w:val="4A3740"/>
+                <w:sz w:val="18"/>
+              </w:rPr>
+              <w:t>$</w:t>
+            </w:r>
+          </w:p>
+        </w:tc>
+      </w:tr>
+      <w:tr>
+        <w:tc>
+          <w:tcPr>
+            <w:tcW w:type="dxa" w:w="5040"/>
+            <w:vAlign w:val="center"/>
+          </w:tcPr>
+          <w:p>
+            <w:pPr>
+              <w:spacing w:after="0"/>
+            </w:pPr>
+            <w:r/>
+            <w:r>
+              <w:rPr>
+                <w:b w:val="0"/>
+                <w:color w:val="4A3740"/>
+                <w:sz w:val="18"/>
+              </w:rPr>
+              <w:t>Entertainment</w:t>
+            </w:r>
+          </w:p>
+        </w:tc>
+        <w:tc>
+          <w:tcPr>
+            <w:tcW w:type="dxa" w:w="1944"/>
+            <w:vAlign w:val="center"/>
+          </w:tcPr>
+          <w:p>
+            <w:pPr>
+              <w:spacing w:after="0"/>
+            </w:pPr>
+            <w:r/>
+            <w:r>
+              <w:rPr>
+                <w:b w:val="0"/>
+                <w:color w:val="4A3740"/>
+                <w:sz w:val="18"/>
+              </w:rPr>
+              <w:t>$</w:t>
+            </w:r>
+          </w:p>
+        </w:tc>
+        <w:tc>
+          <w:tcPr>
+            <w:tcW w:type="dxa" w:w="1944"/>
+            <w:vAlign w:val="center"/>
+          </w:tcPr>
+          <w:p>
+            <w:pPr>
+              <w:spacing w:after="0"/>
+            </w:pPr>
+            <w:r/>
+            <w:r>
+              <w:rPr>
+                <w:b w:val="0"/>
+                <w:color w:val="4A3740"/>
+                <w:sz w:val="18"/>
+              </w:rPr>
+              <w:t>$</w:t>
+            </w:r>
+          </w:p>
+        </w:tc>
+      </w:tr>
+      <w:tr>
+        <w:tc>
+          <w:tcPr>
+            <w:tcW w:type="dxa" w:w="5040"/>
+            <w:vAlign w:val="center"/>
+          </w:tcPr>
+          <w:p>
+            <w:pPr>
+              <w:spacing w:after="0"/>
+            </w:pPr>
+            <w:r/>
+            <w:r>
+              <w:rPr>
+                <w:b w:val="0"/>
+                <w:color w:val="4A3740"/>
+                <w:sz w:val="18"/>
+              </w:rPr>
+              <w:t>Savings</w:t>
+            </w:r>
+          </w:p>
+        </w:tc>
+        <w:tc>
+          <w:tcPr>
+            <w:tcW w:type="dxa" w:w="1944"/>
+            <w:vAlign w:val="center"/>
+          </w:tcPr>
+          <w:p>
+            <w:pPr>
+              <w:spacing w:after="0"/>
+            </w:pPr>
+            <w:r/>
+            <w:r>
+              <w:rPr>
+                <w:b w:val="0"/>
+                <w:color w:val="4A3740"/>
+                <w:sz w:val="18"/>
+              </w:rPr>
+              <w:t>$</w:t>
+            </w:r>
+          </w:p>
+        </w:tc>
+        <w:tc>
+          <w:tcPr>
+            <w:tcW w:type="dxa" w:w="1944"/>
+            <w:vAlign w:val="center"/>
+          </w:tcPr>
+          <w:p>
+            <w:pPr>
+              <w:spacing w:after="0"/>
+            </w:pPr>
+            <w:r/>
+            <w:r>
+              <w:rPr>
+                <w:b w:val="0"/>
+                <w:color w:val="4A3740"/>
+                <w:sz w:val="18"/>
+              </w:rPr>
+              <w:t>$</w:t>
+            </w:r>
+          </w:p>
+        </w:tc>
+      </w:tr>
+      <w:tr>
+        <w:tc>
+          <w:tcPr>
+            <w:tcW w:type="dxa" w:w="5040"/>
+            <w:vAlign w:val="center"/>
+          </w:tcPr>
+          <w:p>
+            <w:pPr>
+              <w:spacing w:after="0"/>
+            </w:pPr>
+            <w:r/>
+            <w:r>
+              <w:rPr>
+                <w:b w:val="0"/>
+                <w:color w:val="4A3740"/>
+                <w:sz w:val="18"/>
+              </w:rPr>
+              <w:t>Other</w:t>
+            </w:r>
+          </w:p>
+        </w:tc>
+        <w:tc>
+          <w:tcPr>
+            <w:tcW w:type="dxa" w:w="1944"/>
+            <w:vAlign w:val="center"/>
+          </w:tcPr>
+          <w:p>
+            <w:pPr>
+              <w:spacing w:after="0"/>
+            </w:pPr>
+            <w:r/>
+            <w:r>
+              <w:rPr>
+                <w:b w:val="0"/>
+                <w:color w:val="4A3740"/>
+                <w:sz w:val="18"/>
+              </w:rPr>
+              <w:t>$</w:t>
+            </w:r>
+          </w:p>
+        </w:tc>
+        <w:tc>
+          <w:tcPr>
+            <w:tcW w:type="dxa" w:w="1944"/>
+            <w:vAlign w:val="center"/>
+          </w:tcPr>
+          <w:p>
+            <w:pPr>
+              <w:spacing w:after="0"/>
+            </w:pPr>
+            <w:r/>
+            <w:r>
+              <w:rPr>
+                <w:b w:val="0"/>
+                <w:color w:val="4A3740"/>
+                <w:sz w:val="18"/>
+              </w:rPr>
+              <w:t>$</w:t>
+            </w:r>
+          </w:p>
+        </w:tc>
+      </w:tr>
+      <w:tr>
+        <w:tc>
+          <w:tcPr>
+            <w:tcW w:type="dxa" w:w="5040"/>
             <w:vAlign w:val="center"/>
             <w:shd w:fill="FCE8EE"/>
           </w:tcPr>
@@ -482,18 +1232,17 @@
             <w:r/>
             <w:r>
               <w:rPr>
-                <w:rFonts w:ascii="Aptos" w:hAnsi="Aptos"/>
                 <w:b/>
-                <w:color w:val="5B3543"/>
+                <w:color w:val="4A3740"/>
                 <w:sz w:val="18"/>
               </w:rPr>
-              <w:t>TOTAL MONTHLY INCOME</w:t>
+              <w:t>TOTAL EXPENSES</w:t>
             </w:r>
           </w:p>
         </w:tc>
         <w:tc>
           <w:tcPr>
-            <w:tcW w:type="dxa" w:w="1872"/>
+            <w:tcW w:type="dxa" w:w="1944"/>
             <w:vAlign w:val="center"/>
             <w:shd w:fill="FCE8EE"/>
           </w:tcPr>
@@ -504,18 +1253,17 @@
             <w:r/>
             <w:r>
               <w:rPr>
-                <w:rFonts w:ascii="Aptos" w:hAnsi="Aptos"/>
                 <w:b/>
-                <w:color w:val="5B3543"/>
+                <w:color w:val="4A3740"/>
                 <w:sz w:val="18"/>
               </w:rPr>
-              <w:t>$ __________</w:t>
+              <w:t>$</w:t>
             </w:r>
           </w:p>
         </w:tc>
         <w:tc>
           <w:tcPr>
-            <w:tcW w:type="dxa" w:w="1872"/>
+            <w:tcW w:type="dxa" w:w="1944"/>
             <w:vAlign w:val="center"/>
             <w:shd w:fill="FCE8EE"/>
           </w:tcPr>
@@ -526,12 +1274,11 @@
             <w:r/>
             <w:r>
               <w:rPr>
-                <w:rFonts w:ascii="Aptos" w:hAnsi="Aptos"/>
                 <w:b/>
-                <w:color w:val="5B3543"/>
+                <w:color w:val="4A3740"/>
                 <w:sz w:val="18"/>
               </w:rPr>
-              <w:t>$ __________</w:t>
+              <w:t>$</w:t>
             </w:r>
           </w:p>
         </w:tc>
@@ -539,15 +1286,15 @@
     </w:tbl>
     <w:p>
       <w:pPr>
-        <w:spacing w:before="160" w:after="80"/>
+        <w:spacing w:before="160" w:after="100"/>
       </w:pPr>
       <w:r>
         <w:rPr>
           <w:b/>
-          <w:color w:val="5B3543"/>
+          <w:color w:val="6D4050"/>
           <w:sz w:val="26"/>
         </w:rPr>
-        <w:t>♡  My Savings Goal</w:t>
+        <w:t>Money Check</w:t>
       </w:r>
     </w:p>
     <w:tbl>
@@ -556,1290 +1303,12 @@
         <w:jc w:val="center"/>
         <w:tblLook w:firstColumn="1" w:firstRow="1" w:lastColumn="0" w:lastRow="0" w:noHBand="0" w:noVBand="1" w:val="04A0"/>
         <w:tblBorders>
-          <w:top w:val="single" w:sz="7" w:color="E7B7C4"/>
-          <w:left w:val="single" w:sz="7" w:color="E7B7C4"/>
-          <w:bottom w:val="single" w:sz="7" w:color="E7B7C4"/>
-          <w:right w:val="single" w:sz="7" w:color="E7B7C4"/>
-          <w:insideH w:val="single" w:sz="7" w:color="E7B7C4"/>
-          <w:insideV w:val="single" w:sz="7" w:color="E7B7C4"/>
-        </w:tblBorders>
-      </w:tblPr>
-      <w:tblGrid>
-        <w:gridCol w:w="3552"/>
-        <w:gridCol w:w="3552"/>
-        <w:gridCol w:w="3552"/>
-      </w:tblGrid>
-      <w:tr>
-        <w:trPr>
-          <w:tblHeader w:val="true"/>
-        </w:trPr>
-        <w:tc>
-          <w:tcPr>
-            <w:tcW w:type="dxa" w:w="5184"/>
-            <w:vAlign w:val="center"/>
-            <w:shd w:fill="D97892"/>
-          </w:tcPr>
-          <w:p>
-            <w:pPr>
-              <w:spacing w:after="0"/>
-            </w:pPr>
-            <w:r/>
-            <w:r>
-              <w:rPr>
-                <w:rFonts w:ascii="Aptos" w:hAnsi="Aptos"/>
-                <w:b/>
-                <w:color w:val="FFFFFF"/>
-                <w:sz w:val="18"/>
-              </w:rPr>
-              <w:t>What am I saving for?</w:t>
-            </w:r>
-          </w:p>
-        </w:tc>
-        <w:tc>
-          <w:tcPr>
-            <w:tcW w:type="dxa" w:w="1872"/>
-            <w:vAlign w:val="center"/>
-            <w:shd w:fill="D97892"/>
-          </w:tcPr>
-          <w:p>
-            <w:pPr>
-              <w:spacing w:after="0"/>
-            </w:pPr>
-            <w:r/>
-            <w:r>
-              <w:rPr>
-                <w:rFonts w:ascii="Aptos" w:hAnsi="Aptos"/>
-                <w:b/>
-                <w:color w:val="FFFFFF"/>
-                <w:sz w:val="18"/>
-              </w:rPr>
-              <w:t>Goal Amount</w:t>
-            </w:r>
-          </w:p>
-        </w:tc>
-        <w:tc>
-          <w:tcPr>
-            <w:tcW w:type="dxa" w:w="1872"/>
-            <w:vAlign w:val="center"/>
-            <w:shd w:fill="D97892"/>
-          </w:tcPr>
-          <w:p>
-            <w:pPr>
-              <w:spacing w:after="0"/>
-            </w:pPr>
-            <w:r/>
-            <w:r>
-              <w:rPr>
-                <w:rFonts w:ascii="Aptos" w:hAnsi="Aptos"/>
-                <w:b/>
-                <w:color w:val="FFFFFF"/>
-                <w:sz w:val="18"/>
-              </w:rPr>
-              <w:t>This Month</w:t>
-            </w:r>
-          </w:p>
-        </w:tc>
-      </w:tr>
-      <w:tr>
-        <w:trPr>
-          <w:trHeight w:val="605"/>
-        </w:trPr>
-        <w:tc>
-          <w:tcPr>
-            <w:tcW w:type="dxa" w:w="5184"/>
-            <w:vAlign w:val="center"/>
-          </w:tcPr>
-          <w:p>
-            <w:pPr>
-              <w:spacing w:after="0"/>
-            </w:pPr>
-            <w:r/>
-            <w:r>
-              <w:rPr>
-                <w:rFonts w:ascii="Aptos" w:hAnsi="Aptos"/>
-                <w:b w:val="0"/>
-                <w:color w:val="5B3543"/>
-                <w:sz w:val="18"/>
-              </w:rPr>
-              <w:t>________________________________</w:t>
-            </w:r>
-          </w:p>
-        </w:tc>
-        <w:tc>
-          <w:tcPr>
-            <w:tcW w:type="dxa" w:w="1872"/>
-            <w:vAlign w:val="center"/>
-          </w:tcPr>
-          <w:p>
-            <w:pPr>
-              <w:spacing w:after="0"/>
-            </w:pPr>
-            <w:r/>
-            <w:r>
-              <w:rPr>
-                <w:rFonts w:ascii="Aptos" w:hAnsi="Aptos"/>
-                <w:b w:val="0"/>
-                <w:color w:val="5B3543"/>
-                <w:sz w:val="18"/>
-              </w:rPr>
-              <w:t>$ __________</w:t>
-            </w:r>
-          </w:p>
-        </w:tc>
-        <w:tc>
-          <w:tcPr>
-            <w:tcW w:type="dxa" w:w="1872"/>
-            <w:vAlign w:val="center"/>
-          </w:tcPr>
-          <w:p>
-            <w:pPr>
-              <w:spacing w:after="0"/>
-            </w:pPr>
-            <w:r/>
-            <w:r>
-              <w:rPr>
-                <w:rFonts w:ascii="Aptos" w:hAnsi="Aptos"/>
-                <w:b w:val="0"/>
-                <w:color w:val="5B3543"/>
-                <w:sz w:val="18"/>
-              </w:rPr>
-              <w:t>$ __________</w:t>
-            </w:r>
-          </w:p>
-        </w:tc>
-      </w:tr>
-      <w:tr>
-        <w:trPr>
-          <w:trHeight w:val="605"/>
-        </w:trPr>
-        <w:tc>
-          <w:tcPr>
-            <w:tcW w:type="dxa" w:w="5184"/>
-            <w:vAlign w:val="center"/>
-            <w:shd w:fill="FFF7FA"/>
-          </w:tcPr>
-          <w:p>
-            <w:pPr>
-              <w:spacing w:after="0"/>
-            </w:pPr>
-            <w:r/>
-            <w:r>
-              <w:rPr>
-                <w:rFonts w:ascii="Aptos" w:hAnsi="Aptos"/>
-                <w:b w:val="0"/>
-                <w:color w:val="5B3543"/>
-                <w:sz w:val="18"/>
-              </w:rPr>
-              <w:t>Why is this goal important to me?</w:t>
-            </w:r>
-          </w:p>
-        </w:tc>
-        <w:tc>
-          <w:tcPr>
-            <w:tcW w:type="dxa" w:w="1872"/>
-            <w:vAlign w:val="center"/>
-            <w:shd w:fill="FFF7FA"/>
-          </w:tcPr>
-          <w:p>
-            <w:pPr>
-              <w:spacing w:after="0"/>
-            </w:pPr>
-            <w:r/>
-            <w:r>
-              <w:rPr>
-                <w:rFonts w:ascii="Aptos" w:hAnsi="Aptos"/>
-                <w:b w:val="0"/>
-                <w:color w:val="5B3543"/>
-                <w:sz w:val="18"/>
-              </w:rPr>
-            </w:r>
-          </w:p>
-        </w:tc>
-        <w:tc>
-          <w:tcPr>
-            <w:tcW w:type="dxa" w:w="1872"/>
-            <w:vAlign w:val="center"/>
-            <w:shd w:fill="FFF7FA"/>
-          </w:tcPr>
-          <w:p>
-            <w:pPr>
-              <w:spacing w:after="0"/>
-            </w:pPr>
-            <w:r/>
-            <w:r>
-              <w:rPr>
-                <w:rFonts w:ascii="Aptos" w:hAnsi="Aptos"/>
-                <w:b w:val="0"/>
-                <w:color w:val="5B3543"/>
-                <w:sz w:val="18"/>
-              </w:rPr>
-            </w:r>
-          </w:p>
-        </w:tc>
-      </w:tr>
-      <w:tr>
-        <w:trPr>
-          <w:trHeight w:val="605"/>
-        </w:trPr>
-        <w:tc>
-          <w:tcPr>
-            <w:tcW w:type="dxa" w:w="5184"/>
-            <w:vAlign w:val="center"/>
-          </w:tcPr>
-          <w:p>
-            <w:pPr>
-              <w:spacing w:after="0"/>
-            </w:pPr>
-            <w:r/>
-            <w:r>
-              <w:rPr>
-                <w:rFonts w:ascii="Aptos" w:hAnsi="Aptos"/>
-                <w:b w:val="0"/>
-                <w:color w:val="5B3543"/>
-                <w:sz w:val="18"/>
-              </w:rPr>
-              <w:t>____________________________________________________________</w:t>
-            </w:r>
-          </w:p>
-        </w:tc>
-        <w:tc>
-          <w:tcPr>
-            <w:tcW w:type="dxa" w:w="1872"/>
-            <w:vAlign w:val="center"/>
-          </w:tcPr>
-          <w:p>
-            <w:pPr>
-              <w:spacing w:after="0"/>
-            </w:pPr>
-            <w:r/>
-            <w:r>
-              <w:rPr>
-                <w:rFonts w:ascii="Aptos" w:hAnsi="Aptos"/>
-                <w:b w:val="0"/>
-                <w:color w:val="5B3543"/>
-                <w:sz w:val="18"/>
-              </w:rPr>
-            </w:r>
-          </w:p>
-        </w:tc>
-        <w:tc>
-          <w:tcPr>
-            <w:tcW w:type="dxa" w:w="1872"/>
-            <w:vAlign w:val="center"/>
-          </w:tcPr>
-          <w:p>
-            <w:pPr>
-              <w:spacing w:after="0"/>
-            </w:pPr>
-            <w:r/>
-            <w:r>
-              <w:rPr>
-                <w:rFonts w:ascii="Aptos" w:hAnsi="Aptos"/>
-                <w:b w:val="0"/>
-                <w:color w:val="5B3543"/>
-                <w:sz w:val="18"/>
-              </w:rPr>
-            </w:r>
-          </w:p>
-        </w:tc>
-      </w:tr>
-    </w:tbl>
-    <w:p>
-      <w:pPr>
-        <w:spacing w:before="140"/>
-        <w:jc w:val="center"/>
-      </w:pPr>
-      <w:r>
-        <w:rPr>
-          <w:i/>
-          <w:color w:val="D97892"/>
-          <w:sz w:val="19"/>
-        </w:rPr>
-        <w:t>♡  Plan it. Save it. Make it happen.  ♡</w:t>
-      </w:r>
-    </w:p>
-    <w:p>
-      <w:r>
-        <w:br w:type="page"/>
-      </w:r>
-    </w:p>
-    <w:p>
-      <w:pPr>
-        <w:spacing w:after="0"/>
-        <w:jc w:val="center"/>
-      </w:pPr>
-      <w:r>
-        <w:rPr>
-          <w:rFonts w:ascii="Georgia" w:hAnsi="Georgia"/>
-          <w:b/>
-          <w:color w:val="D97892"/>
-          <w:sz w:val="46"/>
-        </w:rPr>
-        <w:t>✿  Transition Team  ♡</w:t>
-      </w:r>
-    </w:p>
-    <w:p>
-      <w:pPr>
-        <w:spacing w:after="40"/>
-        <w:jc w:val="center"/>
-      </w:pPr>
-      <w:r>
-        <w:rPr>
-          <w:rFonts w:ascii="Aptos Display" w:hAnsi="Aptos Display"/>
-          <w:b/>
-          <w:color w:val="5B3543"/>
-          <w:sz w:val="34"/>
-        </w:rPr>
-        <w:t>Monthly Expenses</w:t>
-      </w:r>
-    </w:p>
-    <w:p>
-      <w:pPr>
-        <w:spacing w:after="140"/>
-        <w:jc w:val="center"/>
-      </w:pPr>
-      <w:r>
-        <w:rPr>
-          <w:i/>
-          <w:color w:val="825B69"/>
-          <w:sz w:val="19"/>
-        </w:rPr>
-        <w:t>Give every dollar a job before you spend it</w:t>
-      </w:r>
-    </w:p>
-    <w:tbl>
-      <w:tblPr>
-        <w:tblW w:type="auto" w:w="0"/>
-        <w:jc w:val="center"/>
-        <w:tblLook w:firstColumn="1" w:firstRow="1" w:lastColumn="0" w:lastRow="0" w:noHBand="0" w:noVBand="1" w:val="04A0"/>
-        <w:tblBorders>
-          <w:top w:val="single" w:sz="7" w:color="E7B7C4"/>
-          <w:left w:val="single" w:sz="7" w:color="E7B7C4"/>
-          <w:bottom w:val="single" w:sz="7" w:color="E7B7C4"/>
-          <w:right w:val="single" w:sz="7" w:color="E7B7C4"/>
-          <w:insideH w:val="single" w:sz="7" w:color="E7B7C4"/>
-          <w:insideV w:val="single" w:sz="7" w:color="E7B7C4"/>
-        </w:tblBorders>
-      </w:tblPr>
-      <w:tblGrid>
-        <w:gridCol w:w="2664"/>
-        <w:gridCol w:w="2664"/>
-        <w:gridCol w:w="2664"/>
-        <w:gridCol w:w="2664"/>
-      </w:tblGrid>
-      <w:tr>
-        <w:tc>
-          <w:tcPr>
-            <w:tcW w:type="dxa" w:w="2664"/>
-            <w:vAlign w:val="center"/>
-            <w:shd w:fill="FCE8EE"/>
-          </w:tcPr>
-          <w:p>
-            <w:pPr>
-              <w:spacing w:after="0"/>
-            </w:pPr>
-            <w:r/>
-            <w:r>
-              <w:rPr>
-                <w:rFonts w:ascii="Aptos" w:hAnsi="Aptos"/>
-                <w:b/>
-                <w:color w:val="5B3543"/>
-                <w:sz w:val="18"/>
-              </w:rPr>
-              <w:t>Student:</w:t>
-            </w:r>
-          </w:p>
-        </w:tc>
-        <w:tc>
-          <w:tcPr>
-            <w:tcW w:type="dxa" w:w="2664"/>
-            <w:vAlign w:val="center"/>
-          </w:tcPr>
-          <w:p>
-            <w:pPr>
-              <w:spacing w:after="0"/>
-            </w:pPr>
-            <w:r/>
-            <w:r>
-              <w:rPr>
-                <w:rFonts w:ascii="Aptos" w:hAnsi="Aptos"/>
-                <w:b w:val="0"/>
-                <w:color w:val="5B3543"/>
-                <w:sz w:val="18"/>
-              </w:rPr>
-              <w:t>________________________</w:t>
-            </w:r>
-          </w:p>
-        </w:tc>
-        <w:tc>
-          <w:tcPr>
-            <w:tcW w:type="dxa" w:w="2664"/>
-            <w:vAlign w:val="center"/>
-            <w:shd w:fill="FCE8EE"/>
-          </w:tcPr>
-          <w:p>
-            <w:pPr>
-              <w:spacing w:after="0"/>
-            </w:pPr>
-            <w:r/>
-            <w:r>
-              <w:rPr>
-                <w:rFonts w:ascii="Aptos" w:hAnsi="Aptos"/>
-                <w:b/>
-                <w:color w:val="5B3543"/>
-                <w:sz w:val="18"/>
-              </w:rPr>
-              <w:t>Month:</w:t>
-            </w:r>
-          </w:p>
-        </w:tc>
-        <w:tc>
-          <w:tcPr>
-            <w:tcW w:type="dxa" w:w="2664"/>
-            <w:vAlign w:val="center"/>
-          </w:tcPr>
-          <w:p>
-            <w:pPr>
-              <w:spacing w:after="0"/>
-            </w:pPr>
-            <w:r/>
-            <w:r>
-              <w:rPr>
-                <w:rFonts w:ascii="Aptos" w:hAnsi="Aptos"/>
-                <w:b w:val="0"/>
-                <w:color w:val="5B3543"/>
-                <w:sz w:val="18"/>
-              </w:rPr>
-              <w:t>______________</w:t>
-            </w:r>
-          </w:p>
-        </w:tc>
-      </w:tr>
-    </w:tbl>
-    <w:p>
-      <w:pPr>
-        <w:spacing w:before="160" w:after="80"/>
-      </w:pPr>
-      <w:r>
-        <w:rPr>
-          <w:b/>
-          <w:color w:val="5B3543"/>
-          <w:sz w:val="26"/>
-        </w:rPr>
-        <w:t>✿  Step 2: Plan my monthly expenses</w:t>
-      </w:r>
-    </w:p>
-    <w:tbl>
-      <w:tblPr>
-        <w:tblW w:type="auto" w:w="0"/>
-        <w:jc w:val="center"/>
-        <w:tblLook w:firstColumn="1" w:firstRow="1" w:lastColumn="0" w:lastRow="0" w:noHBand="0" w:noVBand="1" w:val="04A0"/>
-        <w:tblBorders>
-          <w:top w:val="single" w:sz="7" w:color="E7B7C4"/>
-          <w:left w:val="single" w:sz="7" w:color="E7B7C4"/>
-          <w:bottom w:val="single" w:sz="7" w:color="E7B7C4"/>
-          <w:right w:val="single" w:sz="7" w:color="E7B7C4"/>
-          <w:insideH w:val="single" w:sz="7" w:color="E7B7C4"/>
-          <w:insideV w:val="single" w:sz="7" w:color="E7B7C4"/>
-        </w:tblBorders>
-      </w:tblPr>
-      <w:tblGrid>
-        <w:gridCol w:w="3552"/>
-        <w:gridCol w:w="3552"/>
-        <w:gridCol w:w="3552"/>
-      </w:tblGrid>
-      <w:tr>
-        <w:trPr>
-          <w:tblHeader w:val="true"/>
-        </w:trPr>
-        <w:tc>
-          <w:tcPr>
-            <w:tcW w:type="dxa" w:w="5184"/>
-            <w:vAlign w:val="center"/>
-            <w:shd w:fill="D97892"/>
-          </w:tcPr>
-          <w:p>
-            <w:pPr>
-              <w:spacing w:after="0"/>
-            </w:pPr>
-            <w:r/>
-            <w:r>
-              <w:rPr>
-                <w:rFonts w:ascii="Aptos" w:hAnsi="Aptos"/>
-                <w:b/>
-                <w:color w:val="FFFFFF"/>
-                <w:sz w:val="18"/>
-              </w:rPr>
-              <w:t>Expense</w:t>
-            </w:r>
-          </w:p>
-        </w:tc>
-        <w:tc>
-          <w:tcPr>
-            <w:tcW w:type="dxa" w:w="1872"/>
-            <w:vAlign w:val="center"/>
-            <w:shd w:fill="D97892"/>
-          </w:tcPr>
-          <w:p>
-            <w:pPr>
-              <w:spacing w:after="0"/>
-            </w:pPr>
-            <w:r/>
-            <w:r>
-              <w:rPr>
-                <w:rFonts w:ascii="Aptos" w:hAnsi="Aptos"/>
-                <w:b/>
-                <w:color w:val="FFFFFF"/>
-                <w:sz w:val="18"/>
-              </w:rPr>
-              <w:t>Budgeted</w:t>
-            </w:r>
-          </w:p>
-        </w:tc>
-        <w:tc>
-          <w:tcPr>
-            <w:tcW w:type="dxa" w:w="1872"/>
-            <w:vAlign w:val="center"/>
-            <w:shd w:fill="D97892"/>
-          </w:tcPr>
-          <w:p>
-            <w:pPr>
-              <w:spacing w:after="0"/>
-            </w:pPr>
-            <w:r/>
-            <w:r>
-              <w:rPr>
-                <w:rFonts w:ascii="Aptos" w:hAnsi="Aptos"/>
-                <w:b/>
-                <w:color w:val="FFFFFF"/>
-                <w:sz w:val="18"/>
-              </w:rPr>
-              <w:t>Actual</w:t>
-            </w:r>
-          </w:p>
-        </w:tc>
-      </w:tr>
-      <w:tr>
-        <w:trPr>
-          <w:trHeight w:val="446"/>
-        </w:trPr>
-        <w:tc>
-          <w:tcPr>
-            <w:tcW w:type="dxa" w:w="5184"/>
-            <w:vAlign w:val="center"/>
-          </w:tcPr>
-          <w:p>
-            <w:pPr>
-              <w:spacing w:after="0"/>
-            </w:pPr>
-            <w:r/>
-            <w:r>
-              <w:rPr>
-                <w:rFonts w:ascii="Aptos" w:hAnsi="Aptos"/>
-                <w:b w:val="0"/>
-                <w:color w:val="5B3543"/>
-                <w:sz w:val="18"/>
-              </w:rPr>
-              <w:t>Housing / Rent</w:t>
-            </w:r>
-          </w:p>
-        </w:tc>
-        <w:tc>
-          <w:tcPr>
-            <w:tcW w:type="dxa" w:w="1872"/>
-            <w:vAlign w:val="center"/>
-          </w:tcPr>
-          <w:p>
-            <w:pPr>
-              <w:spacing w:after="0"/>
-            </w:pPr>
-            <w:r/>
-            <w:r>
-              <w:rPr>
-                <w:rFonts w:ascii="Aptos" w:hAnsi="Aptos"/>
-                <w:b w:val="0"/>
-                <w:color w:val="5B3543"/>
-                <w:sz w:val="18"/>
-              </w:rPr>
-              <w:t>$ ________</w:t>
-            </w:r>
-          </w:p>
-        </w:tc>
-        <w:tc>
-          <w:tcPr>
-            <w:tcW w:type="dxa" w:w="1872"/>
-            <w:vAlign w:val="center"/>
-          </w:tcPr>
-          <w:p>
-            <w:pPr>
-              <w:spacing w:after="0"/>
-            </w:pPr>
-            <w:r/>
-            <w:r>
-              <w:rPr>
-                <w:rFonts w:ascii="Aptos" w:hAnsi="Aptos"/>
-                <w:b w:val="0"/>
-                <w:color w:val="5B3543"/>
-                <w:sz w:val="18"/>
-              </w:rPr>
-              <w:t>$ ________</w:t>
-            </w:r>
-          </w:p>
-        </w:tc>
-      </w:tr>
-      <w:tr>
-        <w:trPr>
-          <w:trHeight w:val="446"/>
-        </w:trPr>
-        <w:tc>
-          <w:tcPr>
-            <w:tcW w:type="dxa" w:w="5184"/>
-            <w:vAlign w:val="center"/>
-            <w:shd w:fill="FFF7FA"/>
-          </w:tcPr>
-          <w:p>
-            <w:pPr>
-              <w:spacing w:after="0"/>
-            </w:pPr>
-            <w:r/>
-            <w:r>
-              <w:rPr>
-                <w:rFonts w:ascii="Aptos" w:hAnsi="Aptos"/>
-                <w:b w:val="0"/>
-                <w:color w:val="5B3543"/>
-                <w:sz w:val="18"/>
-              </w:rPr>
-              <w:t>Electricity / Utilities</w:t>
-            </w:r>
-          </w:p>
-        </w:tc>
-        <w:tc>
-          <w:tcPr>
-            <w:tcW w:type="dxa" w:w="1872"/>
-            <w:vAlign w:val="center"/>
-            <w:shd w:fill="FFF7FA"/>
-          </w:tcPr>
-          <w:p>
-            <w:pPr>
-              <w:spacing w:after="0"/>
-            </w:pPr>
-            <w:r/>
-            <w:r>
-              <w:rPr>
-                <w:rFonts w:ascii="Aptos" w:hAnsi="Aptos"/>
-                <w:b w:val="0"/>
-                <w:color w:val="5B3543"/>
-                <w:sz w:val="18"/>
-              </w:rPr>
-              <w:t>$ ________</w:t>
-            </w:r>
-          </w:p>
-        </w:tc>
-        <w:tc>
-          <w:tcPr>
-            <w:tcW w:type="dxa" w:w="1872"/>
-            <w:vAlign w:val="center"/>
-            <w:shd w:fill="FFF7FA"/>
-          </w:tcPr>
-          <w:p>
-            <w:pPr>
-              <w:spacing w:after="0"/>
-            </w:pPr>
-            <w:r/>
-            <w:r>
-              <w:rPr>
-                <w:rFonts w:ascii="Aptos" w:hAnsi="Aptos"/>
-                <w:b w:val="0"/>
-                <w:color w:val="5B3543"/>
-                <w:sz w:val="18"/>
-              </w:rPr>
-              <w:t>$ ________</w:t>
-            </w:r>
-          </w:p>
-        </w:tc>
-      </w:tr>
-      <w:tr>
-        <w:trPr>
-          <w:trHeight w:val="446"/>
-        </w:trPr>
-        <w:tc>
-          <w:tcPr>
-            <w:tcW w:type="dxa" w:w="5184"/>
-            <w:vAlign w:val="center"/>
-          </w:tcPr>
-          <w:p>
-            <w:pPr>
-              <w:spacing w:after="0"/>
-            </w:pPr>
-            <w:r/>
-            <w:r>
-              <w:rPr>
-                <w:rFonts w:ascii="Aptos" w:hAnsi="Aptos"/>
-                <w:b w:val="0"/>
-                <w:color w:val="5B3543"/>
-                <w:sz w:val="18"/>
-              </w:rPr>
-              <w:t>Phone / Internet</w:t>
-            </w:r>
-          </w:p>
-        </w:tc>
-        <w:tc>
-          <w:tcPr>
-            <w:tcW w:type="dxa" w:w="1872"/>
-            <w:vAlign w:val="center"/>
-          </w:tcPr>
-          <w:p>
-            <w:pPr>
-              <w:spacing w:after="0"/>
-            </w:pPr>
-            <w:r/>
-            <w:r>
-              <w:rPr>
-                <w:rFonts w:ascii="Aptos" w:hAnsi="Aptos"/>
-                <w:b w:val="0"/>
-                <w:color w:val="5B3543"/>
-                <w:sz w:val="18"/>
-              </w:rPr>
-              <w:t>$ ________</w:t>
-            </w:r>
-          </w:p>
-        </w:tc>
-        <w:tc>
-          <w:tcPr>
-            <w:tcW w:type="dxa" w:w="1872"/>
-            <w:vAlign w:val="center"/>
-          </w:tcPr>
-          <w:p>
-            <w:pPr>
-              <w:spacing w:after="0"/>
-            </w:pPr>
-            <w:r/>
-            <w:r>
-              <w:rPr>
-                <w:rFonts w:ascii="Aptos" w:hAnsi="Aptos"/>
-                <w:b w:val="0"/>
-                <w:color w:val="5B3543"/>
-                <w:sz w:val="18"/>
-              </w:rPr>
-              <w:t>$ ________</w:t>
-            </w:r>
-          </w:p>
-        </w:tc>
-      </w:tr>
-      <w:tr>
-        <w:trPr>
-          <w:trHeight w:val="446"/>
-        </w:trPr>
-        <w:tc>
-          <w:tcPr>
-            <w:tcW w:type="dxa" w:w="5184"/>
-            <w:vAlign w:val="center"/>
-            <w:shd w:fill="FFF7FA"/>
-          </w:tcPr>
-          <w:p>
-            <w:pPr>
-              <w:spacing w:after="0"/>
-            </w:pPr>
-            <w:r/>
-            <w:r>
-              <w:rPr>
-                <w:rFonts w:ascii="Aptos" w:hAnsi="Aptos"/>
-                <w:b w:val="0"/>
-                <w:color w:val="5B3543"/>
-                <w:sz w:val="18"/>
-              </w:rPr>
-              <w:t>Transportation / Gas</w:t>
-            </w:r>
-          </w:p>
-        </w:tc>
-        <w:tc>
-          <w:tcPr>
-            <w:tcW w:type="dxa" w:w="1872"/>
-            <w:vAlign w:val="center"/>
-            <w:shd w:fill="FFF7FA"/>
-          </w:tcPr>
-          <w:p>
-            <w:pPr>
-              <w:spacing w:after="0"/>
-            </w:pPr>
-            <w:r/>
-            <w:r>
-              <w:rPr>
-                <w:rFonts w:ascii="Aptos" w:hAnsi="Aptos"/>
-                <w:b w:val="0"/>
-                <w:color w:val="5B3543"/>
-                <w:sz w:val="18"/>
-              </w:rPr>
-              <w:t>$ ________</w:t>
-            </w:r>
-          </w:p>
-        </w:tc>
-        <w:tc>
-          <w:tcPr>
-            <w:tcW w:type="dxa" w:w="1872"/>
-            <w:vAlign w:val="center"/>
-            <w:shd w:fill="FFF7FA"/>
-          </w:tcPr>
-          <w:p>
-            <w:pPr>
-              <w:spacing w:after="0"/>
-            </w:pPr>
-            <w:r/>
-            <w:r>
-              <w:rPr>
-                <w:rFonts w:ascii="Aptos" w:hAnsi="Aptos"/>
-                <w:b w:val="0"/>
-                <w:color w:val="5B3543"/>
-                <w:sz w:val="18"/>
-              </w:rPr>
-              <w:t>$ ________</w:t>
-            </w:r>
-          </w:p>
-        </w:tc>
-      </w:tr>
-      <w:tr>
-        <w:trPr>
-          <w:trHeight w:val="446"/>
-        </w:trPr>
-        <w:tc>
-          <w:tcPr>
-            <w:tcW w:type="dxa" w:w="5184"/>
-            <w:vAlign w:val="center"/>
-          </w:tcPr>
-          <w:p>
-            <w:pPr>
-              <w:spacing w:after="0"/>
-            </w:pPr>
-            <w:r/>
-            <w:r>
-              <w:rPr>
-                <w:rFonts w:ascii="Aptos" w:hAnsi="Aptos"/>
-                <w:b w:val="0"/>
-                <w:color w:val="5B3543"/>
-                <w:sz w:val="18"/>
-              </w:rPr>
-              <w:t>Groceries / Food</w:t>
-            </w:r>
-          </w:p>
-        </w:tc>
-        <w:tc>
-          <w:tcPr>
-            <w:tcW w:type="dxa" w:w="1872"/>
-            <w:vAlign w:val="center"/>
-          </w:tcPr>
-          <w:p>
-            <w:pPr>
-              <w:spacing w:after="0"/>
-            </w:pPr>
-            <w:r/>
-            <w:r>
-              <w:rPr>
-                <w:rFonts w:ascii="Aptos" w:hAnsi="Aptos"/>
-                <w:b w:val="0"/>
-                <w:color w:val="5B3543"/>
-                <w:sz w:val="18"/>
-              </w:rPr>
-              <w:t>$ ________</w:t>
-            </w:r>
-          </w:p>
-        </w:tc>
-        <w:tc>
-          <w:tcPr>
-            <w:tcW w:type="dxa" w:w="1872"/>
-            <w:vAlign w:val="center"/>
-          </w:tcPr>
-          <w:p>
-            <w:pPr>
-              <w:spacing w:after="0"/>
-            </w:pPr>
-            <w:r/>
-            <w:r>
-              <w:rPr>
-                <w:rFonts w:ascii="Aptos" w:hAnsi="Aptos"/>
-                <w:b w:val="0"/>
-                <w:color w:val="5B3543"/>
-                <w:sz w:val="18"/>
-              </w:rPr>
-              <w:t>$ ________</w:t>
-            </w:r>
-          </w:p>
-        </w:tc>
-      </w:tr>
-      <w:tr>
-        <w:trPr>
-          <w:trHeight w:val="446"/>
-        </w:trPr>
-        <w:tc>
-          <w:tcPr>
-            <w:tcW w:type="dxa" w:w="5184"/>
-            <w:vAlign w:val="center"/>
-            <w:shd w:fill="FFF7FA"/>
-          </w:tcPr>
-          <w:p>
-            <w:pPr>
-              <w:spacing w:after="0"/>
-            </w:pPr>
-            <w:r/>
-            <w:r>
-              <w:rPr>
-                <w:rFonts w:ascii="Aptos" w:hAnsi="Aptos"/>
-                <w:b w:val="0"/>
-                <w:color w:val="5B3543"/>
-                <w:sz w:val="18"/>
-              </w:rPr>
-              <w:t>Clothing / Personal Care</w:t>
-            </w:r>
-          </w:p>
-        </w:tc>
-        <w:tc>
-          <w:tcPr>
-            <w:tcW w:type="dxa" w:w="1872"/>
-            <w:vAlign w:val="center"/>
-            <w:shd w:fill="FFF7FA"/>
-          </w:tcPr>
-          <w:p>
-            <w:pPr>
-              <w:spacing w:after="0"/>
-            </w:pPr>
-            <w:r/>
-            <w:r>
-              <w:rPr>
-                <w:rFonts w:ascii="Aptos" w:hAnsi="Aptos"/>
-                <w:b w:val="0"/>
-                <w:color w:val="5B3543"/>
-                <w:sz w:val="18"/>
-              </w:rPr>
-              <w:t>$ ________</w:t>
-            </w:r>
-          </w:p>
-        </w:tc>
-        <w:tc>
-          <w:tcPr>
-            <w:tcW w:type="dxa" w:w="1872"/>
-            <w:vAlign w:val="center"/>
-            <w:shd w:fill="FFF7FA"/>
-          </w:tcPr>
-          <w:p>
-            <w:pPr>
-              <w:spacing w:after="0"/>
-            </w:pPr>
-            <w:r/>
-            <w:r>
-              <w:rPr>
-                <w:rFonts w:ascii="Aptos" w:hAnsi="Aptos"/>
-                <w:b w:val="0"/>
-                <w:color w:val="5B3543"/>
-                <w:sz w:val="18"/>
-              </w:rPr>
-              <w:t>$ ________</w:t>
-            </w:r>
-          </w:p>
-        </w:tc>
-      </w:tr>
-      <w:tr>
-        <w:trPr>
-          <w:trHeight w:val="446"/>
-        </w:trPr>
-        <w:tc>
-          <w:tcPr>
-            <w:tcW w:type="dxa" w:w="5184"/>
-            <w:vAlign w:val="center"/>
-          </w:tcPr>
-          <w:p>
-            <w:pPr>
-              <w:spacing w:after="0"/>
-            </w:pPr>
-            <w:r/>
-            <w:r>
-              <w:rPr>
-                <w:rFonts w:ascii="Aptos" w:hAnsi="Aptos"/>
-                <w:b w:val="0"/>
-                <w:color w:val="5B3543"/>
-                <w:sz w:val="18"/>
-              </w:rPr>
-              <w:t>Entertainment</w:t>
-            </w:r>
-          </w:p>
-        </w:tc>
-        <w:tc>
-          <w:tcPr>
-            <w:tcW w:type="dxa" w:w="1872"/>
-            <w:vAlign w:val="center"/>
-          </w:tcPr>
-          <w:p>
-            <w:pPr>
-              <w:spacing w:after="0"/>
-            </w:pPr>
-            <w:r/>
-            <w:r>
-              <w:rPr>
-                <w:rFonts w:ascii="Aptos" w:hAnsi="Aptos"/>
-                <w:b w:val="0"/>
-                <w:color w:val="5B3543"/>
-                <w:sz w:val="18"/>
-              </w:rPr>
-              <w:t>$ ________</w:t>
-            </w:r>
-          </w:p>
-        </w:tc>
-        <w:tc>
-          <w:tcPr>
-            <w:tcW w:type="dxa" w:w="1872"/>
-            <w:vAlign w:val="center"/>
-          </w:tcPr>
-          <w:p>
-            <w:pPr>
-              <w:spacing w:after="0"/>
-            </w:pPr>
-            <w:r/>
-            <w:r>
-              <w:rPr>
-                <w:rFonts w:ascii="Aptos" w:hAnsi="Aptos"/>
-                <w:b w:val="0"/>
-                <w:color w:val="5B3543"/>
-                <w:sz w:val="18"/>
-              </w:rPr>
-              <w:t>$ ________</w:t>
-            </w:r>
-          </w:p>
-        </w:tc>
-      </w:tr>
-      <w:tr>
-        <w:trPr>
-          <w:trHeight w:val="446"/>
-        </w:trPr>
-        <w:tc>
-          <w:tcPr>
-            <w:tcW w:type="dxa" w:w="5184"/>
-            <w:vAlign w:val="center"/>
-            <w:shd w:fill="FFF7FA"/>
-          </w:tcPr>
-          <w:p>
-            <w:pPr>
-              <w:spacing w:after="0"/>
-            </w:pPr>
-            <w:r/>
-            <w:r>
-              <w:rPr>
-                <w:rFonts w:ascii="Aptos" w:hAnsi="Aptos"/>
-                <w:b w:val="0"/>
-                <w:color w:val="5B3543"/>
-                <w:sz w:val="18"/>
-              </w:rPr>
-              <w:t>Savings</w:t>
-            </w:r>
-          </w:p>
-        </w:tc>
-        <w:tc>
-          <w:tcPr>
-            <w:tcW w:type="dxa" w:w="1872"/>
-            <w:vAlign w:val="center"/>
-            <w:shd w:fill="FFF7FA"/>
-          </w:tcPr>
-          <w:p>
-            <w:pPr>
-              <w:spacing w:after="0"/>
-            </w:pPr>
-            <w:r/>
-            <w:r>
-              <w:rPr>
-                <w:rFonts w:ascii="Aptos" w:hAnsi="Aptos"/>
-                <w:b w:val="0"/>
-                <w:color w:val="5B3543"/>
-                <w:sz w:val="18"/>
-              </w:rPr>
-              <w:t>$ ________</w:t>
-            </w:r>
-          </w:p>
-        </w:tc>
-        <w:tc>
-          <w:tcPr>
-            <w:tcW w:type="dxa" w:w="1872"/>
-            <w:vAlign w:val="center"/>
-            <w:shd w:fill="FFF7FA"/>
-          </w:tcPr>
-          <w:p>
-            <w:pPr>
-              <w:spacing w:after="0"/>
-            </w:pPr>
-            <w:r/>
-            <w:r>
-              <w:rPr>
-                <w:rFonts w:ascii="Aptos" w:hAnsi="Aptos"/>
-                <w:b w:val="0"/>
-                <w:color w:val="5B3543"/>
-                <w:sz w:val="18"/>
-              </w:rPr>
-              <w:t>$ ________</w:t>
-            </w:r>
-          </w:p>
-        </w:tc>
-      </w:tr>
-      <w:tr>
-        <w:trPr>
-          <w:trHeight w:val="446"/>
-        </w:trPr>
-        <w:tc>
-          <w:tcPr>
-            <w:tcW w:type="dxa" w:w="5184"/>
-            <w:vAlign w:val="center"/>
-          </w:tcPr>
-          <w:p>
-            <w:pPr>
-              <w:spacing w:after="0"/>
-            </w:pPr>
-            <w:r/>
-            <w:r>
-              <w:rPr>
-                <w:rFonts w:ascii="Aptos" w:hAnsi="Aptos"/>
-                <w:b w:val="0"/>
-                <w:color w:val="5B3543"/>
-                <w:sz w:val="18"/>
-              </w:rPr>
-              <w:t>Other</w:t>
-            </w:r>
-          </w:p>
-        </w:tc>
-        <w:tc>
-          <w:tcPr>
-            <w:tcW w:type="dxa" w:w="1872"/>
-            <w:vAlign w:val="center"/>
-          </w:tcPr>
-          <w:p>
-            <w:pPr>
-              <w:spacing w:after="0"/>
-            </w:pPr>
-            <w:r/>
-            <w:r>
-              <w:rPr>
-                <w:rFonts w:ascii="Aptos" w:hAnsi="Aptos"/>
-                <w:b w:val="0"/>
-                <w:color w:val="5B3543"/>
-                <w:sz w:val="18"/>
-              </w:rPr>
-              <w:t>$ ________</w:t>
-            </w:r>
-          </w:p>
-        </w:tc>
-        <w:tc>
-          <w:tcPr>
-            <w:tcW w:type="dxa" w:w="1872"/>
-            <w:vAlign w:val="center"/>
-          </w:tcPr>
-          <w:p>
-            <w:pPr>
-              <w:spacing w:after="0"/>
-            </w:pPr>
-            <w:r/>
-            <w:r>
-              <w:rPr>
-                <w:rFonts w:ascii="Aptos" w:hAnsi="Aptos"/>
-                <w:b w:val="0"/>
-                <w:color w:val="5B3543"/>
-                <w:sz w:val="18"/>
-              </w:rPr>
-              <w:t>$ ________</w:t>
-            </w:r>
-          </w:p>
-        </w:tc>
-      </w:tr>
-      <w:tr>
-        <w:trPr>
-          <w:trHeight w:val="446"/>
-        </w:trPr>
-        <w:tc>
-          <w:tcPr>
-            <w:tcW w:type="dxa" w:w="5184"/>
-            <w:vAlign w:val="center"/>
-            <w:shd w:fill="FCE8EE"/>
-          </w:tcPr>
-          <w:p>
-            <w:pPr>
-              <w:spacing w:after="0"/>
-            </w:pPr>
-            <w:r/>
-            <w:r>
-              <w:rPr>
-                <w:rFonts w:ascii="Aptos" w:hAnsi="Aptos"/>
-                <w:b/>
-                <w:color w:val="5B3543"/>
-                <w:sz w:val="18"/>
-              </w:rPr>
-              <w:t>TOTAL EXPENSES</w:t>
-            </w:r>
-          </w:p>
-        </w:tc>
-        <w:tc>
-          <w:tcPr>
-            <w:tcW w:type="dxa" w:w="1872"/>
-            <w:vAlign w:val="center"/>
-            <w:shd w:fill="FCE8EE"/>
-          </w:tcPr>
-          <w:p>
-            <w:pPr>
-              <w:spacing w:after="0"/>
-            </w:pPr>
-            <w:r/>
-            <w:r>
-              <w:rPr>
-                <w:rFonts w:ascii="Aptos" w:hAnsi="Aptos"/>
-                <w:b/>
-                <w:color w:val="5B3543"/>
-                <w:sz w:val="18"/>
-              </w:rPr>
-              <w:t>$ ________</w:t>
-            </w:r>
-          </w:p>
-        </w:tc>
-        <w:tc>
-          <w:tcPr>
-            <w:tcW w:type="dxa" w:w="1872"/>
-            <w:vAlign w:val="center"/>
-            <w:shd w:fill="FCE8EE"/>
-          </w:tcPr>
-          <w:p>
-            <w:pPr>
-              <w:spacing w:after="0"/>
-            </w:pPr>
-            <w:r/>
-            <w:r>
-              <w:rPr>
-                <w:rFonts w:ascii="Aptos" w:hAnsi="Aptos"/>
-                <w:b/>
-                <w:color w:val="5B3543"/>
-                <w:sz w:val="18"/>
-              </w:rPr>
-              <w:t>$ ________</w:t>
-            </w:r>
-          </w:p>
-        </w:tc>
-      </w:tr>
-    </w:tbl>
-    <w:p>
-      <w:pPr>
-        <w:spacing w:before="160" w:after="80"/>
-      </w:pPr>
-      <w:r>
-        <w:rPr>
-          <w:b/>
-          <w:color w:val="5B3543"/>
-          <w:sz w:val="26"/>
-        </w:rPr>
-        <w:t>♡  Money Check</w:t>
-      </w:r>
-    </w:p>
-    <w:tbl>
-      <w:tblPr>
-        <w:tblW w:type="auto" w:w="0"/>
-        <w:jc w:val="center"/>
-        <w:tblLook w:firstColumn="1" w:firstRow="1" w:lastColumn="0" w:lastRow="0" w:noHBand="0" w:noVBand="1" w:val="04A0"/>
-        <w:tblBorders>
-          <w:top w:val="single" w:sz="7" w:color="E7B7C4"/>
-          <w:left w:val="single" w:sz="7" w:color="E7B7C4"/>
-          <w:bottom w:val="single" w:sz="7" w:color="E7B7C4"/>
-          <w:right w:val="single" w:sz="7" w:color="E7B7C4"/>
-          <w:insideH w:val="single" w:sz="7" w:color="E7B7C4"/>
-          <w:insideV w:val="single" w:sz="7" w:color="E7B7C4"/>
+          <w:top w:val="single" w:sz="6" w:color="E7B7C4"/>
+          <w:left w:val="single" w:sz="6" w:color="E7B7C4"/>
+          <w:bottom w:val="single" w:sz="6" w:color="E7B7C4"/>
+          <w:right w:val="single" w:sz="6" w:color="E7B7C4"/>
+          <w:insideH w:val="single" w:sz="6" w:color="E7B7C4"/>
+          <w:insideV w:val="single" w:sz="6" w:color="E7B7C4"/>
         </w:tblBorders>
       </w:tblPr>
       <w:tblGrid>
@@ -1847,9 +1316,6 @@
         <w:gridCol w:w="5328"/>
       </w:tblGrid>
       <w:tr>
-        <w:trPr>
-          <w:tblHeader w:val="true"/>
-        </w:trPr>
         <w:tc>
           <w:tcPr>
             <w:tcW w:type="dxa" w:w="6336"/>
@@ -1863,7 +1329,6 @@
             <w:r/>
             <w:r>
               <w:rPr>
-                <w:rFonts w:ascii="Aptos" w:hAnsi="Aptos"/>
                 <w:b/>
                 <w:color w:val="FFFFFF"/>
                 <w:sz w:val="18"/>
@@ -1885,7 +1350,6 @@
             <w:r/>
             <w:r>
               <w:rPr>
-                <w:rFonts w:ascii="Aptos" w:hAnsi="Aptos"/>
                 <w:b/>
                 <w:color w:val="FFFFFF"/>
                 <w:sz w:val="18"/>
@@ -1896,9 +1360,6 @@
         </w:tc>
       </w:tr>
       <w:tr>
-        <w:trPr>
-          <w:trHeight w:val="461"/>
-        </w:trPr>
         <w:tc>
           <w:tcPr>
             <w:tcW w:type="dxa" w:w="6336"/>
@@ -1911,9 +1372,8 @@
             <w:r/>
             <w:r>
               <w:rPr>
-                <w:rFonts w:ascii="Aptos" w:hAnsi="Aptos"/>
                 <w:b w:val="0"/>
-                <w:color w:val="5B3543"/>
+                <w:color w:val="4A3740"/>
                 <w:sz w:val="18"/>
               </w:rPr>
               <w:t>Total Monthly Income</w:t>
@@ -1932,9 +1392,8 @@
             <w:r/>
             <w:r>
               <w:rPr>
-                <w:rFonts w:ascii="Aptos" w:hAnsi="Aptos"/>
                 <w:b w:val="0"/>
-                <w:color w:val="5B3543"/>
+                <w:color w:val="4A3740"/>
                 <w:sz w:val="18"/>
               </w:rPr>
               <w:t>$ __________________</w:t>
@@ -1943,58 +1402,6 @@
         </w:tc>
       </w:tr>
       <w:tr>
-        <w:trPr>
-          <w:trHeight w:val="461"/>
-        </w:trPr>
-        <w:tc>
-          <w:tcPr>
-            <w:tcW w:type="dxa" w:w="6336"/>
-            <w:vAlign w:val="center"/>
-            <w:shd w:fill="FFF7FA"/>
-          </w:tcPr>
-          <w:p>
-            <w:pPr>
-              <w:spacing w:after="0"/>
-            </w:pPr>
-            <w:r/>
-            <w:r>
-              <w:rPr>
-                <w:rFonts w:ascii="Aptos" w:hAnsi="Aptos"/>
-                <w:b w:val="0"/>
-                <w:color w:val="5B3543"/>
-                <w:sz w:val="18"/>
-              </w:rPr>
-              <w:t>Total Monthly Expenses</w:t>
-            </w:r>
-          </w:p>
-        </w:tc>
-        <w:tc>
-          <w:tcPr>
-            <w:tcW w:type="dxa" w:w="2592"/>
-            <w:vAlign w:val="center"/>
-            <w:shd w:fill="FFF7FA"/>
-          </w:tcPr>
-          <w:p>
-            <w:pPr>
-              <w:spacing w:after="0"/>
-            </w:pPr>
-            <w:r/>
-            <w:r>
-              <w:rPr>
-                <w:rFonts w:ascii="Aptos" w:hAnsi="Aptos"/>
-                <w:b w:val="0"/>
-                <w:color w:val="5B3543"/>
-                <w:sz w:val="18"/>
-              </w:rPr>
-              <w:t>$ __________________</w:t>
-            </w:r>
-          </w:p>
-        </w:tc>
-      </w:tr>
-      <w:tr>
-        <w:trPr>
-          <w:trHeight w:val="461"/>
-        </w:trPr>
         <w:tc>
           <w:tcPr>
             <w:tcW w:type="dxa" w:w="6336"/>
@@ -2007,9 +1414,50 @@
             <w:r/>
             <w:r>
               <w:rPr>
-                <w:rFonts w:ascii="Aptos" w:hAnsi="Aptos"/>
                 <w:b w:val="0"/>
-                <w:color w:val="5B3543"/>
+                <w:color w:val="4A3740"/>
+                <w:sz w:val="18"/>
+              </w:rPr>
+              <w:t>Total Monthly Expenses</w:t>
+            </w:r>
+          </w:p>
+        </w:tc>
+        <w:tc>
+          <w:tcPr>
+            <w:tcW w:type="dxa" w:w="2592"/>
+            <w:vAlign w:val="center"/>
+          </w:tcPr>
+          <w:p>
+            <w:pPr>
+              <w:spacing w:after="0"/>
+            </w:pPr>
+            <w:r/>
+            <w:r>
+              <w:rPr>
+                <w:b w:val="0"/>
+                <w:color w:val="4A3740"/>
+                <w:sz w:val="18"/>
+              </w:rPr>
+              <w:t>$ __________________</w:t>
+            </w:r>
+          </w:p>
+        </w:tc>
+      </w:tr>
+      <w:tr>
+        <w:tc>
+          <w:tcPr>
+            <w:tcW w:type="dxa" w:w="6336"/>
+            <w:vAlign w:val="center"/>
+          </w:tcPr>
+          <w:p>
+            <w:pPr>
+              <w:spacing w:after="0"/>
+            </w:pPr>
+            <w:r/>
+            <w:r>
+              <w:rPr>
+                <w:b w:val="0"/>
+                <w:color w:val="4A3740"/>
                 <w:sz w:val="18"/>
               </w:rPr>
               <w:t>Money Left Over (Income - Expenses)</w:t>
@@ -2028,9 +1476,52 @@
             <w:r/>
             <w:r>
               <w:rPr>
-                <w:rFonts w:ascii="Aptos" w:hAnsi="Aptos"/>
                 <w:b w:val="0"/>
-                <w:color w:val="5B3543"/>
+                <w:color w:val="4A3740"/>
+                <w:sz w:val="18"/>
+              </w:rPr>
+              <w:t>$ __________________</w:t>
+            </w:r>
+          </w:p>
+        </w:tc>
+      </w:tr>
+      <w:tr>
+        <w:tc>
+          <w:tcPr>
+            <w:tcW w:type="dxa" w:w="6336"/>
+            <w:vAlign w:val="center"/>
+            <w:shd w:fill="FCE8EE"/>
+          </w:tcPr>
+          <w:p>
+            <w:pPr>
+              <w:spacing w:after="0"/>
+            </w:pPr>
+            <w:r/>
+            <w:r>
+              <w:rPr>
+                <w:b/>
+                <w:color w:val="4A3740"/>
+                <w:sz w:val="18"/>
+              </w:rPr>
+              <w:t>Amount I Will Save</w:t>
+            </w:r>
+          </w:p>
+        </w:tc>
+        <w:tc>
+          <w:tcPr>
+            <w:tcW w:type="dxa" w:w="2592"/>
+            <w:vAlign w:val="center"/>
+            <w:shd w:fill="FCE8EE"/>
+          </w:tcPr>
+          <w:p>
+            <w:pPr>
+              <w:spacing w:after="0"/>
+            </w:pPr>
+            <w:r/>
+            <w:r>
+              <w:rPr>
+                <w:b/>
+                <w:color w:val="4A3740"/>
                 <w:sz w:val="18"/>
               </w:rPr>
               <w:t>$ __________________</w:t>
@@ -2040,66 +1531,33 @@
       </w:tr>
     </w:tbl>
     <w:p>
-      <w:pPr>
-        <w:spacing w:before="140"/>
-        <w:jc w:val="center"/>
-      </w:pPr>
-      <w:r>
-        <w:rPr>
-          <w:i/>
-          <w:color w:val="D97892"/>
-          <w:sz w:val="19"/>
-        </w:rPr>
-        <w:t>♡  Needs first. Goals next. Fun money after.  ♡</w:t>
-      </w:r>
-    </w:p>
-    <w:p>
       <w:r>
         <w:br w:type="page"/>
       </w:r>
     </w:p>
     <w:p>
       <w:pPr>
-        <w:spacing w:after="0"/>
         <w:jc w:val="center"/>
       </w:pPr>
       <w:r>
         <w:rPr>
-          <w:rFonts w:ascii="Georgia" w:hAnsi="Georgia"/>
           <w:b/>
           <w:color w:val="D97892"/>
-          <w:sz w:val="46"/>
+          <w:sz w:val="48"/>
         </w:rPr>
-        <w:t>✿  Transition Team  ♡</w:t>
+        <w:t>Transition Team</w:t>
       </w:r>
     </w:p>
     <w:p>
       <w:pPr>
-        <w:spacing w:after="40"/>
         <w:jc w:val="center"/>
       </w:pPr>
       <w:r>
         <w:rPr>
-          <w:rFonts w:ascii="Aptos Display" w:hAnsi="Aptos Display"/>
-          <w:b/>
-          <w:color w:val="5B3543"/>
-          <w:sz w:val="34"/>
+          <w:color w:val="6D4050"/>
+          <w:sz w:val="22"/>
         </w:rPr>
         <w:t>Weekly Budget Check-In</w:t>
-      </w:r>
-    </w:p>
-    <w:p>
-      <w:pPr>
-        <w:spacing w:after="140"/>
-        <w:jc w:val="center"/>
-      </w:pPr>
-      <w:r>
-        <w:rPr>
-          <w:i/>
-          <w:color w:val="825B69"/>
-          <w:sz w:val="19"/>
-        </w:rPr>
-        <w:t>A quick money check can keep the whole month on track</w:t>
       </w:r>
     </w:p>
     <w:tbl>
@@ -2108,12 +1566,12 @@
         <w:jc w:val="center"/>
         <w:tblLook w:firstColumn="1" w:firstRow="1" w:lastColumn="0" w:lastRow="0" w:noHBand="0" w:noVBand="1" w:val="04A0"/>
         <w:tblBorders>
-          <w:top w:val="single" w:sz="7" w:color="E7B7C4"/>
-          <w:left w:val="single" w:sz="7" w:color="E7B7C4"/>
-          <w:bottom w:val="single" w:sz="7" w:color="E7B7C4"/>
-          <w:right w:val="single" w:sz="7" w:color="E7B7C4"/>
-          <w:insideH w:val="single" w:sz="7" w:color="E7B7C4"/>
-          <w:insideV w:val="single" w:sz="7" w:color="E7B7C4"/>
+          <w:top w:val="single" w:sz="6" w:color="E7B7C4"/>
+          <w:left w:val="single" w:sz="6" w:color="E7B7C4"/>
+          <w:bottom w:val="single" w:sz="6" w:color="E7B7C4"/>
+          <w:right w:val="single" w:sz="6" w:color="E7B7C4"/>
+          <w:insideH w:val="single" w:sz="6" w:color="E7B7C4"/>
+          <w:insideV w:val="single" w:sz="6" w:color="E7B7C4"/>
         </w:tblBorders>
       </w:tblPr>
       <w:tblGrid>
@@ -2125,7 +1583,585 @@
       <w:tr>
         <w:tc>
           <w:tcPr>
-            <w:tcW w:type="dxa" w:w="2664"/>
+            <w:tcW w:type="dxa" w:w="3312"/>
+            <w:vAlign w:val="center"/>
+            <w:shd w:fill="D97892"/>
+          </w:tcPr>
+          <w:p>
+            <w:pPr>
+              <w:spacing w:after="0"/>
+            </w:pPr>
+            <w:r/>
+            <w:r>
+              <w:rPr>
+                <w:b/>
+                <w:color w:val="FFFFFF"/>
+                <w:sz w:val="18"/>
+              </w:rPr>
+              <w:t>Category</w:t>
+            </w:r>
+          </w:p>
+        </w:tc>
+        <w:tc>
+          <w:tcPr>
+            <w:tcW w:type="dxa" w:w="1800"/>
+            <w:vAlign w:val="center"/>
+            <w:shd w:fill="D97892"/>
+          </w:tcPr>
+          <w:p>
+            <w:pPr>
+              <w:spacing w:after="0"/>
+            </w:pPr>
+            <w:r/>
+            <w:r>
+              <w:rPr>
+                <w:b/>
+                <w:color w:val="FFFFFF"/>
+                <w:sz w:val="18"/>
+              </w:rPr>
+              <w:t>Planned</w:t>
+            </w:r>
+          </w:p>
+        </w:tc>
+        <w:tc>
+          <w:tcPr>
+            <w:tcW w:type="dxa" w:w="1800"/>
+            <w:vAlign w:val="center"/>
+            <w:shd w:fill="D97892"/>
+          </w:tcPr>
+          <w:p>
+            <w:pPr>
+              <w:spacing w:after="0"/>
+            </w:pPr>
+            <w:r/>
+            <w:r>
+              <w:rPr>
+                <w:b/>
+                <w:color w:val="FFFFFF"/>
+                <w:sz w:val="18"/>
+              </w:rPr>
+              <w:t>Spent</w:t>
+            </w:r>
+          </w:p>
+        </w:tc>
+        <w:tc>
+          <w:tcPr>
+            <w:tcW w:type="dxa" w:w="2016"/>
+            <w:vAlign w:val="center"/>
+            <w:shd w:fill="D97892"/>
+          </w:tcPr>
+          <w:p>
+            <w:pPr>
+              <w:spacing w:after="0"/>
+            </w:pPr>
+            <w:r/>
+            <w:r>
+              <w:rPr>
+                <w:b/>
+                <w:color w:val="FFFFFF"/>
+                <w:sz w:val="18"/>
+              </w:rPr>
+              <w:t>Difference</w:t>
+            </w:r>
+          </w:p>
+        </w:tc>
+      </w:tr>
+      <w:tr>
+        <w:tc>
+          <w:tcPr>
+            <w:tcW w:type="dxa" w:w="3312"/>
+            <w:vAlign w:val="center"/>
+          </w:tcPr>
+          <w:p>
+            <w:pPr>
+              <w:spacing w:after="0"/>
+            </w:pPr>
+            <w:r/>
+            <w:r>
+              <w:rPr>
+                <w:b w:val="0"/>
+                <w:color w:val="4A3740"/>
+                <w:sz w:val="18"/>
+              </w:rPr>
+              <w:t>Food / Snacks</w:t>
+            </w:r>
+          </w:p>
+        </w:tc>
+        <w:tc>
+          <w:tcPr>
+            <w:tcW w:type="dxa" w:w="1800"/>
+            <w:vAlign w:val="center"/>
+          </w:tcPr>
+          <w:p>
+            <w:pPr>
+              <w:spacing w:after="0"/>
+            </w:pPr>
+            <w:r/>
+            <w:r>
+              <w:rPr>
+                <w:b w:val="0"/>
+                <w:color w:val="4A3740"/>
+                <w:sz w:val="18"/>
+              </w:rPr>
+              <w:t>$</w:t>
+            </w:r>
+          </w:p>
+        </w:tc>
+        <w:tc>
+          <w:tcPr>
+            <w:tcW w:type="dxa" w:w="1800"/>
+            <w:vAlign w:val="center"/>
+          </w:tcPr>
+          <w:p>
+            <w:pPr>
+              <w:spacing w:after="0"/>
+            </w:pPr>
+            <w:r/>
+            <w:r>
+              <w:rPr>
+                <w:b w:val="0"/>
+                <w:color w:val="4A3740"/>
+                <w:sz w:val="18"/>
+              </w:rPr>
+              <w:t>$</w:t>
+            </w:r>
+          </w:p>
+        </w:tc>
+        <w:tc>
+          <w:tcPr>
+            <w:tcW w:type="dxa" w:w="2016"/>
+            <w:vAlign w:val="center"/>
+          </w:tcPr>
+          <w:p>
+            <w:pPr>
+              <w:spacing w:after="0"/>
+            </w:pPr>
+            <w:r/>
+            <w:r>
+              <w:rPr>
+                <w:b w:val="0"/>
+                <w:color w:val="4A3740"/>
+                <w:sz w:val="18"/>
+              </w:rPr>
+              <w:t>$</w:t>
+            </w:r>
+          </w:p>
+        </w:tc>
+      </w:tr>
+      <w:tr>
+        <w:tc>
+          <w:tcPr>
+            <w:tcW w:type="dxa" w:w="3312"/>
+            <w:vAlign w:val="center"/>
+          </w:tcPr>
+          <w:p>
+            <w:pPr>
+              <w:spacing w:after="0"/>
+            </w:pPr>
+            <w:r/>
+            <w:r>
+              <w:rPr>
+                <w:b w:val="0"/>
+                <w:color w:val="4A3740"/>
+                <w:sz w:val="18"/>
+              </w:rPr>
+              <w:t>Transportation</w:t>
+            </w:r>
+          </w:p>
+        </w:tc>
+        <w:tc>
+          <w:tcPr>
+            <w:tcW w:type="dxa" w:w="1800"/>
+            <w:vAlign w:val="center"/>
+          </w:tcPr>
+          <w:p>
+            <w:pPr>
+              <w:spacing w:after="0"/>
+            </w:pPr>
+            <w:r/>
+            <w:r>
+              <w:rPr>
+                <w:b w:val="0"/>
+                <w:color w:val="4A3740"/>
+                <w:sz w:val="18"/>
+              </w:rPr>
+              <w:t>$</w:t>
+            </w:r>
+          </w:p>
+        </w:tc>
+        <w:tc>
+          <w:tcPr>
+            <w:tcW w:type="dxa" w:w="1800"/>
+            <w:vAlign w:val="center"/>
+          </w:tcPr>
+          <w:p>
+            <w:pPr>
+              <w:spacing w:after="0"/>
+            </w:pPr>
+            <w:r/>
+            <w:r>
+              <w:rPr>
+                <w:b w:val="0"/>
+                <w:color w:val="4A3740"/>
+                <w:sz w:val="18"/>
+              </w:rPr>
+              <w:t>$</w:t>
+            </w:r>
+          </w:p>
+        </w:tc>
+        <w:tc>
+          <w:tcPr>
+            <w:tcW w:type="dxa" w:w="2016"/>
+            <w:vAlign w:val="center"/>
+          </w:tcPr>
+          <w:p>
+            <w:pPr>
+              <w:spacing w:after="0"/>
+            </w:pPr>
+            <w:r/>
+            <w:r>
+              <w:rPr>
+                <w:b w:val="0"/>
+                <w:color w:val="4A3740"/>
+                <w:sz w:val="18"/>
+              </w:rPr>
+              <w:t>$</w:t>
+            </w:r>
+          </w:p>
+        </w:tc>
+      </w:tr>
+      <w:tr>
+        <w:tc>
+          <w:tcPr>
+            <w:tcW w:type="dxa" w:w="3312"/>
+            <w:vAlign w:val="center"/>
+          </w:tcPr>
+          <w:p>
+            <w:pPr>
+              <w:spacing w:after="0"/>
+            </w:pPr>
+            <w:r/>
+            <w:r>
+              <w:rPr>
+                <w:b w:val="0"/>
+                <w:color w:val="4A3740"/>
+                <w:sz w:val="18"/>
+              </w:rPr>
+              <w:t>Fun / Entertainment</w:t>
+            </w:r>
+          </w:p>
+        </w:tc>
+        <w:tc>
+          <w:tcPr>
+            <w:tcW w:type="dxa" w:w="1800"/>
+            <w:vAlign w:val="center"/>
+          </w:tcPr>
+          <w:p>
+            <w:pPr>
+              <w:spacing w:after="0"/>
+            </w:pPr>
+            <w:r/>
+            <w:r>
+              <w:rPr>
+                <w:b w:val="0"/>
+                <w:color w:val="4A3740"/>
+                <w:sz w:val="18"/>
+              </w:rPr>
+              <w:t>$</w:t>
+            </w:r>
+          </w:p>
+        </w:tc>
+        <w:tc>
+          <w:tcPr>
+            <w:tcW w:type="dxa" w:w="1800"/>
+            <w:vAlign w:val="center"/>
+          </w:tcPr>
+          <w:p>
+            <w:pPr>
+              <w:spacing w:after="0"/>
+            </w:pPr>
+            <w:r/>
+            <w:r>
+              <w:rPr>
+                <w:b w:val="0"/>
+                <w:color w:val="4A3740"/>
+                <w:sz w:val="18"/>
+              </w:rPr>
+              <w:t>$</w:t>
+            </w:r>
+          </w:p>
+        </w:tc>
+        <w:tc>
+          <w:tcPr>
+            <w:tcW w:type="dxa" w:w="2016"/>
+            <w:vAlign w:val="center"/>
+          </w:tcPr>
+          <w:p>
+            <w:pPr>
+              <w:spacing w:after="0"/>
+            </w:pPr>
+            <w:r/>
+            <w:r>
+              <w:rPr>
+                <w:b w:val="0"/>
+                <w:color w:val="4A3740"/>
+                <w:sz w:val="18"/>
+              </w:rPr>
+              <w:t>$</w:t>
+            </w:r>
+          </w:p>
+        </w:tc>
+      </w:tr>
+      <w:tr>
+        <w:tc>
+          <w:tcPr>
+            <w:tcW w:type="dxa" w:w="3312"/>
+            <w:vAlign w:val="center"/>
+          </w:tcPr>
+          <w:p>
+            <w:pPr>
+              <w:spacing w:after="0"/>
+            </w:pPr>
+            <w:r/>
+            <w:r>
+              <w:rPr>
+                <w:b w:val="0"/>
+                <w:color w:val="4A3740"/>
+                <w:sz w:val="18"/>
+              </w:rPr>
+              <w:t>Personal Items</w:t>
+            </w:r>
+          </w:p>
+        </w:tc>
+        <w:tc>
+          <w:tcPr>
+            <w:tcW w:type="dxa" w:w="1800"/>
+            <w:vAlign w:val="center"/>
+          </w:tcPr>
+          <w:p>
+            <w:pPr>
+              <w:spacing w:after="0"/>
+            </w:pPr>
+            <w:r/>
+            <w:r>
+              <w:rPr>
+                <w:b w:val="0"/>
+                <w:color w:val="4A3740"/>
+                <w:sz w:val="18"/>
+              </w:rPr>
+              <w:t>$</w:t>
+            </w:r>
+          </w:p>
+        </w:tc>
+        <w:tc>
+          <w:tcPr>
+            <w:tcW w:type="dxa" w:w="1800"/>
+            <w:vAlign w:val="center"/>
+          </w:tcPr>
+          <w:p>
+            <w:pPr>
+              <w:spacing w:after="0"/>
+            </w:pPr>
+            <w:r/>
+            <w:r>
+              <w:rPr>
+                <w:b w:val="0"/>
+                <w:color w:val="4A3740"/>
+                <w:sz w:val="18"/>
+              </w:rPr>
+              <w:t>$</w:t>
+            </w:r>
+          </w:p>
+        </w:tc>
+        <w:tc>
+          <w:tcPr>
+            <w:tcW w:type="dxa" w:w="2016"/>
+            <w:vAlign w:val="center"/>
+          </w:tcPr>
+          <w:p>
+            <w:pPr>
+              <w:spacing w:after="0"/>
+            </w:pPr>
+            <w:r/>
+            <w:r>
+              <w:rPr>
+                <w:b w:val="0"/>
+                <w:color w:val="4A3740"/>
+                <w:sz w:val="18"/>
+              </w:rPr>
+              <w:t>$</w:t>
+            </w:r>
+          </w:p>
+        </w:tc>
+      </w:tr>
+      <w:tr>
+        <w:tc>
+          <w:tcPr>
+            <w:tcW w:type="dxa" w:w="3312"/>
+            <w:vAlign w:val="center"/>
+          </w:tcPr>
+          <w:p>
+            <w:pPr>
+              <w:spacing w:after="0"/>
+            </w:pPr>
+            <w:r/>
+            <w:r>
+              <w:rPr>
+                <w:b w:val="0"/>
+                <w:color w:val="4A3740"/>
+                <w:sz w:val="18"/>
+              </w:rPr>
+              <w:t>Savings</w:t>
+            </w:r>
+          </w:p>
+        </w:tc>
+        <w:tc>
+          <w:tcPr>
+            <w:tcW w:type="dxa" w:w="1800"/>
+            <w:vAlign w:val="center"/>
+          </w:tcPr>
+          <w:p>
+            <w:pPr>
+              <w:spacing w:after="0"/>
+            </w:pPr>
+            <w:r/>
+            <w:r>
+              <w:rPr>
+                <w:b w:val="0"/>
+                <w:color w:val="4A3740"/>
+                <w:sz w:val="18"/>
+              </w:rPr>
+              <w:t>$</w:t>
+            </w:r>
+          </w:p>
+        </w:tc>
+        <w:tc>
+          <w:tcPr>
+            <w:tcW w:type="dxa" w:w="1800"/>
+            <w:vAlign w:val="center"/>
+          </w:tcPr>
+          <w:p>
+            <w:pPr>
+              <w:spacing w:after="0"/>
+            </w:pPr>
+            <w:r/>
+            <w:r>
+              <w:rPr>
+                <w:b w:val="0"/>
+                <w:color w:val="4A3740"/>
+                <w:sz w:val="18"/>
+              </w:rPr>
+              <w:t>$</w:t>
+            </w:r>
+          </w:p>
+        </w:tc>
+        <w:tc>
+          <w:tcPr>
+            <w:tcW w:type="dxa" w:w="2016"/>
+            <w:vAlign w:val="center"/>
+          </w:tcPr>
+          <w:p>
+            <w:pPr>
+              <w:spacing w:after="0"/>
+            </w:pPr>
+            <w:r/>
+            <w:r>
+              <w:rPr>
+                <w:b w:val="0"/>
+                <w:color w:val="4A3740"/>
+                <w:sz w:val="18"/>
+              </w:rPr>
+              <w:t>$</w:t>
+            </w:r>
+          </w:p>
+        </w:tc>
+      </w:tr>
+      <w:tr>
+        <w:tc>
+          <w:tcPr>
+            <w:tcW w:type="dxa" w:w="3312"/>
+            <w:vAlign w:val="center"/>
+          </w:tcPr>
+          <w:p>
+            <w:pPr>
+              <w:spacing w:after="0"/>
+            </w:pPr>
+            <w:r/>
+            <w:r>
+              <w:rPr>
+                <w:b w:val="0"/>
+                <w:color w:val="4A3740"/>
+                <w:sz w:val="18"/>
+              </w:rPr>
+              <w:t>Other</w:t>
+            </w:r>
+          </w:p>
+        </w:tc>
+        <w:tc>
+          <w:tcPr>
+            <w:tcW w:type="dxa" w:w="1800"/>
+            <w:vAlign w:val="center"/>
+          </w:tcPr>
+          <w:p>
+            <w:pPr>
+              <w:spacing w:after="0"/>
+            </w:pPr>
+            <w:r/>
+            <w:r>
+              <w:rPr>
+                <w:b w:val="0"/>
+                <w:color w:val="4A3740"/>
+                <w:sz w:val="18"/>
+              </w:rPr>
+              <w:t>$</w:t>
+            </w:r>
+          </w:p>
+        </w:tc>
+        <w:tc>
+          <w:tcPr>
+            <w:tcW w:type="dxa" w:w="1800"/>
+            <w:vAlign w:val="center"/>
+          </w:tcPr>
+          <w:p>
+            <w:pPr>
+              <w:spacing w:after="0"/>
+            </w:pPr>
+            <w:r/>
+            <w:r>
+              <w:rPr>
+                <w:b w:val="0"/>
+                <w:color w:val="4A3740"/>
+                <w:sz w:val="18"/>
+              </w:rPr>
+              <w:t>$</w:t>
+            </w:r>
+          </w:p>
+        </w:tc>
+        <w:tc>
+          <w:tcPr>
+            <w:tcW w:type="dxa" w:w="2016"/>
+            <w:vAlign w:val="center"/>
+          </w:tcPr>
+          <w:p>
+            <w:pPr>
+              <w:spacing w:after="0"/>
+            </w:pPr>
+            <w:r/>
+            <w:r>
+              <w:rPr>
+                <w:b w:val="0"/>
+                <w:color w:val="4A3740"/>
+                <w:sz w:val="18"/>
+              </w:rPr>
+              <w:t>$</w:t>
+            </w:r>
+          </w:p>
+        </w:tc>
+      </w:tr>
+      <w:tr>
+        <w:tc>
+          <w:tcPr>
+            <w:tcW w:type="dxa" w:w="3312"/>
             <w:vAlign w:val="center"/>
             <w:shd w:fill="FCE8EE"/>
           </w:tcPr>
@@ -2136,39 +2172,17 @@
             <w:r/>
             <w:r>
               <w:rPr>
-                <w:rFonts w:ascii="Aptos" w:hAnsi="Aptos"/>
                 <w:b/>
-                <w:color w:val="5B3543"/>
+                <w:color w:val="4A3740"/>
                 <w:sz w:val="18"/>
               </w:rPr>
-              <w:t>Student:</w:t>
+              <w:t>TOTAL</w:t>
             </w:r>
           </w:p>
         </w:tc>
         <w:tc>
           <w:tcPr>
-            <w:tcW w:type="dxa" w:w="2664"/>
-            <w:vAlign w:val="center"/>
-          </w:tcPr>
-          <w:p>
-            <w:pPr>
-              <w:spacing w:after="0"/>
-            </w:pPr>
-            <w:r/>
-            <w:r>
-              <w:rPr>
-                <w:rFonts w:ascii="Aptos" w:hAnsi="Aptos"/>
-                <w:b w:val="0"/>
-                <w:color w:val="5B3543"/>
-                <w:sz w:val="18"/>
-              </w:rPr>
-              <w:t>________________________</w:t>
-            </w:r>
-          </w:p>
-        </w:tc>
-        <w:tc>
-          <w:tcPr>
-            <w:tcW w:type="dxa" w:w="2664"/>
+            <w:tcW w:type="dxa" w:w="1800"/>
             <w:vAlign w:val="center"/>
             <w:shd w:fill="FCE8EE"/>
           </w:tcPr>
@@ -2179,19 +2193,19 @@
             <w:r/>
             <w:r>
               <w:rPr>
-                <w:rFonts w:ascii="Aptos" w:hAnsi="Aptos"/>
                 <w:b/>
-                <w:color w:val="5B3543"/>
+                <w:color w:val="4A3740"/>
                 <w:sz w:val="18"/>
               </w:rPr>
-              <w:t>Week of:</w:t>
+              <w:t>$</w:t>
             </w:r>
           </w:p>
         </w:tc>
         <w:tc>
           <w:tcPr>
-            <w:tcW w:type="dxa" w:w="2664"/>
+            <w:tcW w:type="dxa" w:w="1800"/>
             <w:vAlign w:val="center"/>
+            <w:shd w:fill="FCE8EE"/>
           </w:tcPr>
           <w:p>
             <w:pPr>
@@ -2200,12 +2214,32 @@
             <w:r/>
             <w:r>
               <w:rPr>
-                <w:rFonts w:ascii="Aptos" w:hAnsi="Aptos"/>
-                <w:b w:val="0"/>
-                <w:color w:val="5B3543"/>
+                <w:b/>
+                <w:color w:val="4A3740"/>
                 <w:sz w:val="18"/>
               </w:rPr>
-              <w:t>______________</w:t>
+              <w:t>$</w:t>
+            </w:r>
+          </w:p>
+        </w:tc>
+        <w:tc>
+          <w:tcPr>
+            <w:tcW w:type="dxa" w:w="2016"/>
+            <w:vAlign w:val="center"/>
+            <w:shd w:fill="FCE8EE"/>
+          </w:tcPr>
+          <w:p>
+            <w:pPr>
+              <w:spacing w:after="0"/>
+            </w:pPr>
+            <w:r/>
+            <w:r>
+              <w:rPr>
+                <w:b/>
+                <w:color w:val="4A3740"/>
+                <w:sz w:val="18"/>
+              </w:rPr>
+              <w:t>$</w:t>
             </w:r>
           </w:p>
         </w:tc>
@@ -2213,15 +2247,123 @@
     </w:tbl>
     <w:p>
       <w:pPr>
-        <w:spacing w:before="160" w:after="80"/>
+        <w:spacing w:before="160" w:after="100"/>
       </w:pPr>
       <w:r>
         <w:rPr>
           <w:b/>
-          <w:color w:val="5B3543"/>
+          <w:color w:val="6D4050"/>
           <w:sz w:val="26"/>
         </w:rPr>
-        <w:t>✿  What did I plan and what did I spend?</w:t>
+        <w:t>Think About It</w:t>
+      </w:r>
+    </w:p>
+    <w:p>
+      <w:pPr>
+        <w:spacing w:after="40"/>
+      </w:pPr>
+      <w:r>
+        <w:rPr>
+          <w:sz w:val="19"/>
+        </w:rPr>
+        <w:t>1. What was my biggest expense this week?</w:t>
+      </w:r>
+    </w:p>
+    <w:p>
+      <w:pPr>
+        <w:spacing w:after="60"/>
+      </w:pPr>
+      <w:r>
+        <w:t>________________________________________________________________________________</w:t>
+      </w:r>
+    </w:p>
+    <w:p>
+      <w:pPr>
+        <w:spacing w:after="40"/>
+      </w:pPr>
+      <w:r>
+        <w:rPr>
+          <w:sz w:val="19"/>
+        </w:rPr>
+        <w:t>2. Did I spend money on anything I did not plan to buy?</w:t>
+      </w:r>
+    </w:p>
+    <w:p>
+      <w:pPr>
+        <w:spacing w:after="60"/>
+      </w:pPr>
+      <w:r>
+        <w:t>________________________________________________________________________________</w:t>
+      </w:r>
+    </w:p>
+    <w:p>
+      <w:pPr>
+        <w:spacing w:after="40"/>
+      </w:pPr>
+      <w:r>
+        <w:rPr>
+          <w:sz w:val="19"/>
+        </w:rPr>
+        <w:t>3. What is one expense I could reduce next week?</w:t>
+      </w:r>
+    </w:p>
+    <w:p>
+      <w:pPr>
+        <w:spacing w:after="60"/>
+      </w:pPr>
+      <w:r>
+        <w:t>________________________________________________________________________________</w:t>
+      </w:r>
+    </w:p>
+    <w:p>
+      <w:pPr>
+        <w:spacing w:after="40"/>
+      </w:pPr>
+      <w:r>
+        <w:rPr>
+          <w:sz w:val="19"/>
+        </w:rPr>
+        <w:t>4. How much did I save?</w:t>
+      </w:r>
+    </w:p>
+    <w:p>
+      <w:pPr>
+        <w:spacing w:after="60"/>
+      </w:pPr>
+      <w:r>
+        <w:t>________________________________________________________________________________</w:t>
+      </w:r>
+    </w:p>
+    <w:p>
+      <w:pPr>
+        <w:spacing w:after="40"/>
+      </w:pPr>
+      <w:r>
+        <w:rPr>
+          <w:sz w:val="19"/>
+        </w:rPr>
+        <w:t>5. What is one financial goal I want to work toward?</w:t>
+      </w:r>
+    </w:p>
+    <w:p>
+      <w:pPr>
+        <w:spacing w:after="60"/>
+      </w:pPr>
+      <w:r>
+        <w:t>________________________________________________________________________________</w:t>
+      </w:r>
+    </w:p>
+    <w:p>
+      <w:pPr>
+        <w:spacing w:before="160" w:after="100"/>
+      </w:pPr>
+      <w:r>
+        <w:rPr>
+          <w:b/>
+          <w:color w:val="6D4050"/>
+          <w:sz w:val="26"/>
+        </w:rPr>
+        <w:t>Needs vs. Wants Challenge</w:t>
       </w:r>
     </w:p>
     <w:tbl>
@@ -2230,27 +2372,23 @@
         <w:jc w:val="center"/>
         <w:tblLook w:firstColumn="1" w:firstRow="1" w:lastColumn="0" w:lastRow="0" w:noHBand="0" w:noVBand="1" w:val="04A0"/>
         <w:tblBorders>
-          <w:top w:val="single" w:sz="7" w:color="E7B7C4"/>
-          <w:left w:val="single" w:sz="7" w:color="E7B7C4"/>
-          <w:bottom w:val="single" w:sz="7" w:color="E7B7C4"/>
-          <w:right w:val="single" w:sz="7" w:color="E7B7C4"/>
-          <w:insideH w:val="single" w:sz="7" w:color="E7B7C4"/>
-          <w:insideV w:val="single" w:sz="7" w:color="E7B7C4"/>
+          <w:top w:val="single" w:sz="6" w:color="E7B7C4"/>
+          <w:left w:val="single" w:sz="6" w:color="E7B7C4"/>
+          <w:bottom w:val="single" w:sz="6" w:color="E7B7C4"/>
+          <w:right w:val="single" w:sz="6" w:color="E7B7C4"/>
+          <w:insideH w:val="single" w:sz="6" w:color="E7B7C4"/>
+          <w:insideV w:val="single" w:sz="6" w:color="E7B7C4"/>
         </w:tblBorders>
       </w:tblPr>
       <w:tblGrid>
-        <w:gridCol w:w="2664"/>
-        <w:gridCol w:w="2664"/>
-        <w:gridCol w:w="2664"/>
-        <w:gridCol w:w="2664"/>
+        <w:gridCol w:w="3552"/>
+        <w:gridCol w:w="3552"/>
+        <w:gridCol w:w="3552"/>
       </w:tblGrid>
       <w:tr>
-        <w:trPr>
-          <w:tblHeader w:val="true"/>
-        </w:trPr>
         <w:tc>
           <w:tcPr>
-            <w:tcW w:type="dxa" w:w="3528"/>
+            <w:tcW w:type="dxa" w:w="3312"/>
             <w:vAlign w:val="center"/>
             <w:shd w:fill="D97892"/>
           </w:tcPr>
@@ -2261,18 +2399,17 @@
             <w:r/>
             <w:r>
               <w:rPr>
-                <w:rFonts w:ascii="Aptos" w:hAnsi="Aptos"/>
                 <w:b/>
                 <w:color w:val="FFFFFF"/>
                 <w:sz w:val="18"/>
               </w:rPr>
-              <w:t>Category</w:t>
+              <w:t>Item</w:t>
             </w:r>
           </w:p>
         </w:tc>
         <w:tc>
           <w:tcPr>
-            <w:tcW w:type="dxa" w:w="1728"/>
+            <w:tcW w:type="dxa" w:w="2160"/>
             <w:vAlign w:val="center"/>
             <w:shd w:fill="D97892"/>
           </w:tcPr>
@@ -2283,18 +2420,17 @@
             <w:r/>
             <w:r>
               <w:rPr>
-                <w:rFonts w:ascii="Aptos" w:hAnsi="Aptos"/>
                 <w:b/>
                 <w:color w:val="FFFFFF"/>
                 <w:sz w:val="18"/>
               </w:rPr>
-              <w:t>Planned</w:t>
+              <w:t>Need or Want?</w:t>
             </w:r>
           </w:p>
         </w:tc>
         <w:tc>
           <w:tcPr>
-            <w:tcW w:type="dxa" w:w="1728"/>
+            <w:tcW w:type="dxa" w:w="3456"/>
             <w:vAlign w:val="center"/>
             <w:shd w:fill="D97892"/>
           </w:tcPr>
@@ -2305,1053 +2441,6 @@
             <w:r/>
             <w:r>
               <w:rPr>
-                <w:rFonts w:ascii="Aptos" w:hAnsi="Aptos"/>
-                <w:b/>
-                <w:color w:val="FFFFFF"/>
-                <w:sz w:val="18"/>
-              </w:rPr>
-              <w:t>Spent</w:t>
-            </w:r>
-          </w:p>
-        </w:tc>
-        <w:tc>
-          <w:tcPr>
-            <w:tcW w:type="dxa" w:w="1944"/>
-            <w:vAlign w:val="center"/>
-            <w:shd w:fill="D97892"/>
-          </w:tcPr>
-          <w:p>
-            <w:pPr>
-              <w:spacing w:after="0"/>
-            </w:pPr>
-            <w:r/>
-            <w:r>
-              <w:rPr>
-                <w:rFonts w:ascii="Aptos" w:hAnsi="Aptos"/>
-                <w:b/>
-                <w:color w:val="FFFFFF"/>
-                <w:sz w:val="18"/>
-              </w:rPr>
-              <w:t>Difference</w:t>
-            </w:r>
-          </w:p>
-        </w:tc>
-      </w:tr>
-      <w:tr>
-        <w:trPr>
-          <w:trHeight w:val="490"/>
-        </w:trPr>
-        <w:tc>
-          <w:tcPr>
-            <w:tcW w:type="dxa" w:w="3528"/>
-            <w:vAlign w:val="center"/>
-          </w:tcPr>
-          <w:p>
-            <w:pPr>
-              <w:spacing w:after="0"/>
-            </w:pPr>
-            <w:r/>
-            <w:r>
-              <w:rPr>
-                <w:rFonts w:ascii="Aptos" w:hAnsi="Aptos"/>
-                <w:b w:val="0"/>
-                <w:color w:val="5B3543"/>
-                <w:sz w:val="18"/>
-              </w:rPr>
-              <w:t>Food / Snacks</w:t>
-            </w:r>
-          </w:p>
-        </w:tc>
-        <w:tc>
-          <w:tcPr>
-            <w:tcW w:type="dxa" w:w="1728"/>
-            <w:vAlign w:val="center"/>
-          </w:tcPr>
-          <w:p>
-            <w:pPr>
-              <w:spacing w:after="0"/>
-            </w:pPr>
-            <w:r/>
-            <w:r>
-              <w:rPr>
-                <w:rFonts w:ascii="Aptos" w:hAnsi="Aptos"/>
-                <w:b w:val="0"/>
-                <w:color w:val="5B3543"/>
-                <w:sz w:val="18"/>
-              </w:rPr>
-              <w:t>$</w:t>
-            </w:r>
-          </w:p>
-        </w:tc>
-        <w:tc>
-          <w:tcPr>
-            <w:tcW w:type="dxa" w:w="1728"/>
-            <w:vAlign w:val="center"/>
-          </w:tcPr>
-          <w:p>
-            <w:pPr>
-              <w:spacing w:after="0"/>
-            </w:pPr>
-            <w:r/>
-            <w:r>
-              <w:rPr>
-                <w:rFonts w:ascii="Aptos" w:hAnsi="Aptos"/>
-                <w:b w:val="0"/>
-                <w:color w:val="5B3543"/>
-                <w:sz w:val="18"/>
-              </w:rPr>
-              <w:t>$</w:t>
-            </w:r>
-          </w:p>
-        </w:tc>
-        <w:tc>
-          <w:tcPr>
-            <w:tcW w:type="dxa" w:w="1944"/>
-            <w:vAlign w:val="center"/>
-          </w:tcPr>
-          <w:p>
-            <w:pPr>
-              <w:spacing w:after="0"/>
-            </w:pPr>
-            <w:r/>
-            <w:r>
-              <w:rPr>
-                <w:rFonts w:ascii="Aptos" w:hAnsi="Aptos"/>
-                <w:b w:val="0"/>
-                <w:color w:val="5B3543"/>
-                <w:sz w:val="18"/>
-              </w:rPr>
-              <w:t>$</w:t>
-            </w:r>
-          </w:p>
-        </w:tc>
-      </w:tr>
-      <w:tr>
-        <w:trPr>
-          <w:trHeight w:val="490"/>
-        </w:trPr>
-        <w:tc>
-          <w:tcPr>
-            <w:tcW w:type="dxa" w:w="3528"/>
-            <w:vAlign w:val="center"/>
-            <w:shd w:fill="FFF7FA"/>
-          </w:tcPr>
-          <w:p>
-            <w:pPr>
-              <w:spacing w:after="0"/>
-            </w:pPr>
-            <w:r/>
-            <w:r>
-              <w:rPr>
-                <w:rFonts w:ascii="Aptos" w:hAnsi="Aptos"/>
-                <w:b w:val="0"/>
-                <w:color w:val="5B3543"/>
-                <w:sz w:val="18"/>
-              </w:rPr>
-              <w:t>Transportation</w:t>
-            </w:r>
-          </w:p>
-        </w:tc>
-        <w:tc>
-          <w:tcPr>
-            <w:tcW w:type="dxa" w:w="1728"/>
-            <w:vAlign w:val="center"/>
-            <w:shd w:fill="FFF7FA"/>
-          </w:tcPr>
-          <w:p>
-            <w:pPr>
-              <w:spacing w:after="0"/>
-            </w:pPr>
-            <w:r/>
-            <w:r>
-              <w:rPr>
-                <w:rFonts w:ascii="Aptos" w:hAnsi="Aptos"/>
-                <w:b w:val="0"/>
-                <w:color w:val="5B3543"/>
-                <w:sz w:val="18"/>
-              </w:rPr>
-              <w:t>$</w:t>
-            </w:r>
-          </w:p>
-        </w:tc>
-        <w:tc>
-          <w:tcPr>
-            <w:tcW w:type="dxa" w:w="1728"/>
-            <w:vAlign w:val="center"/>
-            <w:shd w:fill="FFF7FA"/>
-          </w:tcPr>
-          <w:p>
-            <w:pPr>
-              <w:spacing w:after="0"/>
-            </w:pPr>
-            <w:r/>
-            <w:r>
-              <w:rPr>
-                <w:rFonts w:ascii="Aptos" w:hAnsi="Aptos"/>
-                <w:b w:val="0"/>
-                <w:color w:val="5B3543"/>
-                <w:sz w:val="18"/>
-              </w:rPr>
-              <w:t>$</w:t>
-            </w:r>
-          </w:p>
-        </w:tc>
-        <w:tc>
-          <w:tcPr>
-            <w:tcW w:type="dxa" w:w="1944"/>
-            <w:vAlign w:val="center"/>
-            <w:shd w:fill="FFF7FA"/>
-          </w:tcPr>
-          <w:p>
-            <w:pPr>
-              <w:spacing w:after="0"/>
-            </w:pPr>
-            <w:r/>
-            <w:r>
-              <w:rPr>
-                <w:rFonts w:ascii="Aptos" w:hAnsi="Aptos"/>
-                <w:b w:val="0"/>
-                <w:color w:val="5B3543"/>
-                <w:sz w:val="18"/>
-              </w:rPr>
-              <w:t>$</w:t>
-            </w:r>
-          </w:p>
-        </w:tc>
-      </w:tr>
-      <w:tr>
-        <w:trPr>
-          <w:trHeight w:val="490"/>
-        </w:trPr>
-        <w:tc>
-          <w:tcPr>
-            <w:tcW w:type="dxa" w:w="3528"/>
-            <w:vAlign w:val="center"/>
-          </w:tcPr>
-          <w:p>
-            <w:pPr>
-              <w:spacing w:after="0"/>
-            </w:pPr>
-            <w:r/>
-            <w:r>
-              <w:rPr>
-                <w:rFonts w:ascii="Aptos" w:hAnsi="Aptos"/>
-                <w:b w:val="0"/>
-                <w:color w:val="5B3543"/>
-                <w:sz w:val="18"/>
-              </w:rPr>
-              <w:t>Fun / Entertainment</w:t>
-            </w:r>
-          </w:p>
-        </w:tc>
-        <w:tc>
-          <w:tcPr>
-            <w:tcW w:type="dxa" w:w="1728"/>
-            <w:vAlign w:val="center"/>
-          </w:tcPr>
-          <w:p>
-            <w:pPr>
-              <w:spacing w:after="0"/>
-            </w:pPr>
-            <w:r/>
-            <w:r>
-              <w:rPr>
-                <w:rFonts w:ascii="Aptos" w:hAnsi="Aptos"/>
-                <w:b w:val="0"/>
-                <w:color w:val="5B3543"/>
-                <w:sz w:val="18"/>
-              </w:rPr>
-              <w:t>$</w:t>
-            </w:r>
-          </w:p>
-        </w:tc>
-        <w:tc>
-          <w:tcPr>
-            <w:tcW w:type="dxa" w:w="1728"/>
-            <w:vAlign w:val="center"/>
-          </w:tcPr>
-          <w:p>
-            <w:pPr>
-              <w:spacing w:after="0"/>
-            </w:pPr>
-            <w:r/>
-            <w:r>
-              <w:rPr>
-                <w:rFonts w:ascii="Aptos" w:hAnsi="Aptos"/>
-                <w:b w:val="0"/>
-                <w:color w:val="5B3543"/>
-                <w:sz w:val="18"/>
-              </w:rPr>
-              <w:t>$</w:t>
-            </w:r>
-          </w:p>
-        </w:tc>
-        <w:tc>
-          <w:tcPr>
-            <w:tcW w:type="dxa" w:w="1944"/>
-            <w:vAlign w:val="center"/>
-          </w:tcPr>
-          <w:p>
-            <w:pPr>
-              <w:spacing w:after="0"/>
-            </w:pPr>
-            <w:r/>
-            <w:r>
-              <w:rPr>
-                <w:rFonts w:ascii="Aptos" w:hAnsi="Aptos"/>
-                <w:b w:val="0"/>
-                <w:color w:val="5B3543"/>
-                <w:sz w:val="18"/>
-              </w:rPr>
-              <w:t>$</w:t>
-            </w:r>
-          </w:p>
-        </w:tc>
-      </w:tr>
-      <w:tr>
-        <w:trPr>
-          <w:trHeight w:val="490"/>
-        </w:trPr>
-        <w:tc>
-          <w:tcPr>
-            <w:tcW w:type="dxa" w:w="3528"/>
-            <w:vAlign w:val="center"/>
-            <w:shd w:fill="FFF7FA"/>
-          </w:tcPr>
-          <w:p>
-            <w:pPr>
-              <w:spacing w:after="0"/>
-            </w:pPr>
-            <w:r/>
-            <w:r>
-              <w:rPr>
-                <w:rFonts w:ascii="Aptos" w:hAnsi="Aptos"/>
-                <w:b w:val="0"/>
-                <w:color w:val="5B3543"/>
-                <w:sz w:val="18"/>
-              </w:rPr>
-              <w:t>Personal Items</w:t>
-            </w:r>
-          </w:p>
-        </w:tc>
-        <w:tc>
-          <w:tcPr>
-            <w:tcW w:type="dxa" w:w="1728"/>
-            <w:vAlign w:val="center"/>
-            <w:shd w:fill="FFF7FA"/>
-          </w:tcPr>
-          <w:p>
-            <w:pPr>
-              <w:spacing w:after="0"/>
-            </w:pPr>
-            <w:r/>
-            <w:r>
-              <w:rPr>
-                <w:rFonts w:ascii="Aptos" w:hAnsi="Aptos"/>
-                <w:b w:val="0"/>
-                <w:color w:val="5B3543"/>
-                <w:sz w:val="18"/>
-              </w:rPr>
-              <w:t>$</w:t>
-            </w:r>
-          </w:p>
-        </w:tc>
-        <w:tc>
-          <w:tcPr>
-            <w:tcW w:type="dxa" w:w="1728"/>
-            <w:vAlign w:val="center"/>
-            <w:shd w:fill="FFF7FA"/>
-          </w:tcPr>
-          <w:p>
-            <w:pPr>
-              <w:spacing w:after="0"/>
-            </w:pPr>
-            <w:r/>
-            <w:r>
-              <w:rPr>
-                <w:rFonts w:ascii="Aptos" w:hAnsi="Aptos"/>
-                <w:b w:val="0"/>
-                <w:color w:val="5B3543"/>
-                <w:sz w:val="18"/>
-              </w:rPr>
-              <w:t>$</w:t>
-            </w:r>
-          </w:p>
-        </w:tc>
-        <w:tc>
-          <w:tcPr>
-            <w:tcW w:type="dxa" w:w="1944"/>
-            <w:vAlign w:val="center"/>
-            <w:shd w:fill="FFF7FA"/>
-          </w:tcPr>
-          <w:p>
-            <w:pPr>
-              <w:spacing w:after="0"/>
-            </w:pPr>
-            <w:r/>
-            <w:r>
-              <w:rPr>
-                <w:rFonts w:ascii="Aptos" w:hAnsi="Aptos"/>
-                <w:b w:val="0"/>
-                <w:color w:val="5B3543"/>
-                <w:sz w:val="18"/>
-              </w:rPr>
-              <w:t>$</w:t>
-            </w:r>
-          </w:p>
-        </w:tc>
-      </w:tr>
-      <w:tr>
-        <w:trPr>
-          <w:trHeight w:val="490"/>
-        </w:trPr>
-        <w:tc>
-          <w:tcPr>
-            <w:tcW w:type="dxa" w:w="3528"/>
-            <w:vAlign w:val="center"/>
-          </w:tcPr>
-          <w:p>
-            <w:pPr>
-              <w:spacing w:after="0"/>
-            </w:pPr>
-            <w:r/>
-            <w:r>
-              <w:rPr>
-                <w:rFonts w:ascii="Aptos" w:hAnsi="Aptos"/>
-                <w:b w:val="0"/>
-                <w:color w:val="5B3543"/>
-                <w:sz w:val="18"/>
-              </w:rPr>
-              <w:t>Savings</w:t>
-            </w:r>
-          </w:p>
-        </w:tc>
-        <w:tc>
-          <w:tcPr>
-            <w:tcW w:type="dxa" w:w="1728"/>
-            <w:vAlign w:val="center"/>
-          </w:tcPr>
-          <w:p>
-            <w:pPr>
-              <w:spacing w:after="0"/>
-            </w:pPr>
-            <w:r/>
-            <w:r>
-              <w:rPr>
-                <w:rFonts w:ascii="Aptos" w:hAnsi="Aptos"/>
-                <w:b w:val="0"/>
-                <w:color w:val="5B3543"/>
-                <w:sz w:val="18"/>
-              </w:rPr>
-              <w:t>$</w:t>
-            </w:r>
-          </w:p>
-        </w:tc>
-        <w:tc>
-          <w:tcPr>
-            <w:tcW w:type="dxa" w:w="1728"/>
-            <w:vAlign w:val="center"/>
-          </w:tcPr>
-          <w:p>
-            <w:pPr>
-              <w:spacing w:after="0"/>
-            </w:pPr>
-            <w:r/>
-            <w:r>
-              <w:rPr>
-                <w:rFonts w:ascii="Aptos" w:hAnsi="Aptos"/>
-                <w:b w:val="0"/>
-                <w:color w:val="5B3543"/>
-                <w:sz w:val="18"/>
-              </w:rPr>
-              <w:t>$</w:t>
-            </w:r>
-          </w:p>
-        </w:tc>
-        <w:tc>
-          <w:tcPr>
-            <w:tcW w:type="dxa" w:w="1944"/>
-            <w:vAlign w:val="center"/>
-          </w:tcPr>
-          <w:p>
-            <w:pPr>
-              <w:spacing w:after="0"/>
-            </w:pPr>
-            <w:r/>
-            <w:r>
-              <w:rPr>
-                <w:rFonts w:ascii="Aptos" w:hAnsi="Aptos"/>
-                <w:b w:val="0"/>
-                <w:color w:val="5B3543"/>
-                <w:sz w:val="18"/>
-              </w:rPr>
-              <w:t>$</w:t>
-            </w:r>
-          </w:p>
-        </w:tc>
-      </w:tr>
-      <w:tr>
-        <w:trPr>
-          <w:trHeight w:val="490"/>
-        </w:trPr>
-        <w:tc>
-          <w:tcPr>
-            <w:tcW w:type="dxa" w:w="3528"/>
-            <w:vAlign w:val="center"/>
-            <w:shd w:fill="FFF7FA"/>
-          </w:tcPr>
-          <w:p>
-            <w:pPr>
-              <w:spacing w:after="0"/>
-            </w:pPr>
-            <w:r/>
-            <w:r>
-              <w:rPr>
-                <w:rFonts w:ascii="Aptos" w:hAnsi="Aptos"/>
-                <w:b w:val="0"/>
-                <w:color w:val="5B3543"/>
-                <w:sz w:val="18"/>
-              </w:rPr>
-              <w:t>Other</w:t>
-            </w:r>
-          </w:p>
-        </w:tc>
-        <w:tc>
-          <w:tcPr>
-            <w:tcW w:type="dxa" w:w="1728"/>
-            <w:vAlign w:val="center"/>
-            <w:shd w:fill="FFF7FA"/>
-          </w:tcPr>
-          <w:p>
-            <w:pPr>
-              <w:spacing w:after="0"/>
-            </w:pPr>
-            <w:r/>
-            <w:r>
-              <w:rPr>
-                <w:rFonts w:ascii="Aptos" w:hAnsi="Aptos"/>
-                <w:b w:val="0"/>
-                <w:color w:val="5B3543"/>
-                <w:sz w:val="18"/>
-              </w:rPr>
-              <w:t>$</w:t>
-            </w:r>
-          </w:p>
-        </w:tc>
-        <w:tc>
-          <w:tcPr>
-            <w:tcW w:type="dxa" w:w="1728"/>
-            <w:vAlign w:val="center"/>
-            <w:shd w:fill="FFF7FA"/>
-          </w:tcPr>
-          <w:p>
-            <w:pPr>
-              <w:spacing w:after="0"/>
-            </w:pPr>
-            <w:r/>
-            <w:r>
-              <w:rPr>
-                <w:rFonts w:ascii="Aptos" w:hAnsi="Aptos"/>
-                <w:b w:val="0"/>
-                <w:color w:val="5B3543"/>
-                <w:sz w:val="18"/>
-              </w:rPr>
-              <w:t>$</w:t>
-            </w:r>
-          </w:p>
-        </w:tc>
-        <w:tc>
-          <w:tcPr>
-            <w:tcW w:type="dxa" w:w="1944"/>
-            <w:vAlign w:val="center"/>
-            <w:shd w:fill="FFF7FA"/>
-          </w:tcPr>
-          <w:p>
-            <w:pPr>
-              <w:spacing w:after="0"/>
-            </w:pPr>
-            <w:r/>
-            <w:r>
-              <w:rPr>
-                <w:rFonts w:ascii="Aptos" w:hAnsi="Aptos"/>
-                <w:b w:val="0"/>
-                <w:color w:val="5B3543"/>
-                <w:sz w:val="18"/>
-              </w:rPr>
-              <w:t>$</w:t>
-            </w:r>
-          </w:p>
-        </w:tc>
-      </w:tr>
-      <w:tr>
-        <w:trPr>
-          <w:trHeight w:val="490"/>
-        </w:trPr>
-        <w:tc>
-          <w:tcPr>
-            <w:tcW w:type="dxa" w:w="3528"/>
-            <w:vAlign w:val="center"/>
-            <w:shd w:fill="FCE8EE"/>
-          </w:tcPr>
-          <w:p>
-            <w:pPr>
-              <w:spacing w:after="0"/>
-            </w:pPr>
-            <w:r/>
-            <w:r>
-              <w:rPr>
-                <w:rFonts w:ascii="Aptos" w:hAnsi="Aptos"/>
-                <w:b/>
-                <w:color w:val="5B3543"/>
-                <w:sz w:val="18"/>
-              </w:rPr>
-              <w:t>TOTAL</w:t>
-            </w:r>
-          </w:p>
-        </w:tc>
-        <w:tc>
-          <w:tcPr>
-            <w:tcW w:type="dxa" w:w="1728"/>
-            <w:vAlign w:val="center"/>
-            <w:shd w:fill="FCE8EE"/>
-          </w:tcPr>
-          <w:p>
-            <w:pPr>
-              <w:spacing w:after="0"/>
-            </w:pPr>
-            <w:r/>
-            <w:r>
-              <w:rPr>
-                <w:rFonts w:ascii="Aptos" w:hAnsi="Aptos"/>
-                <w:b/>
-                <w:color w:val="5B3543"/>
-                <w:sz w:val="18"/>
-              </w:rPr>
-              <w:t>$</w:t>
-            </w:r>
-          </w:p>
-        </w:tc>
-        <w:tc>
-          <w:tcPr>
-            <w:tcW w:type="dxa" w:w="1728"/>
-            <w:vAlign w:val="center"/>
-            <w:shd w:fill="FCE8EE"/>
-          </w:tcPr>
-          <w:p>
-            <w:pPr>
-              <w:spacing w:after="0"/>
-            </w:pPr>
-            <w:r/>
-            <w:r>
-              <w:rPr>
-                <w:rFonts w:ascii="Aptos" w:hAnsi="Aptos"/>
-                <w:b/>
-                <w:color w:val="5B3543"/>
-                <w:sz w:val="18"/>
-              </w:rPr>
-              <w:t>$</w:t>
-            </w:r>
-          </w:p>
-        </w:tc>
-        <w:tc>
-          <w:tcPr>
-            <w:tcW w:type="dxa" w:w="1944"/>
-            <w:vAlign w:val="center"/>
-            <w:shd w:fill="FCE8EE"/>
-          </w:tcPr>
-          <w:p>
-            <w:pPr>
-              <w:spacing w:after="0"/>
-            </w:pPr>
-            <w:r/>
-            <w:r>
-              <w:rPr>
-                <w:rFonts w:ascii="Aptos" w:hAnsi="Aptos"/>
-                <w:b/>
-                <w:color w:val="5B3543"/>
-                <w:sz w:val="18"/>
-              </w:rPr>
-              <w:t>$</w:t>
-            </w:r>
-          </w:p>
-        </w:tc>
-      </w:tr>
-    </w:tbl>
-    <w:p>
-      <w:pPr>
-        <w:spacing w:before="160" w:after="80"/>
-      </w:pPr>
-      <w:r>
-        <w:rPr>
-          <w:b/>
-          <w:color w:val="5B3543"/>
-          <w:sz w:val="26"/>
-        </w:rPr>
-        <w:t>♡  Think About It</w:t>
-      </w:r>
-    </w:p>
-    <w:p>
-      <w:pPr>
-        <w:spacing w:before="40" w:after="0"/>
-      </w:pPr>
-      <w:r>
-        <w:rPr>
-          <w:b/>
-          <w:color w:val="5B3543"/>
-          <w:sz w:val="18"/>
-        </w:rPr>
-        <w:t>1. What was my biggest expense this week?</w:t>
-      </w:r>
-    </w:p>
-    <w:p>
-      <w:pPr>
-        <w:spacing w:after="20"/>
-      </w:pPr>
-      <w:r>
-        <w:rPr>
-          <w:color w:val="E7B7C4"/>
-        </w:rPr>
-        <w:t>________________________________________________________________________________</w:t>
-      </w:r>
-    </w:p>
-    <w:p>
-      <w:pPr>
-        <w:spacing w:before="40" w:after="0"/>
-      </w:pPr>
-      <w:r>
-        <w:rPr>
-          <w:b/>
-          <w:color w:val="5B3543"/>
-          <w:sz w:val="18"/>
-        </w:rPr>
-        <w:t>2. Did I buy anything I did not plan to buy?</w:t>
-      </w:r>
-    </w:p>
-    <w:p>
-      <w:pPr>
-        <w:spacing w:after="20"/>
-      </w:pPr>
-      <w:r>
-        <w:rPr>
-          <w:color w:val="E7B7C4"/>
-        </w:rPr>
-        <w:t>________________________________________________________________________________</w:t>
-      </w:r>
-    </w:p>
-    <w:p>
-      <w:pPr>
-        <w:spacing w:before="40" w:after="0"/>
-      </w:pPr>
-      <w:r>
-        <w:rPr>
-          <w:b/>
-          <w:color w:val="5B3543"/>
-          <w:sz w:val="18"/>
-        </w:rPr>
-        <w:t>3. What is one expense I could reduce next week?</w:t>
-      </w:r>
-    </w:p>
-    <w:p>
-      <w:pPr>
-        <w:spacing w:after="20"/>
-      </w:pPr>
-      <w:r>
-        <w:rPr>
-          <w:color w:val="E7B7C4"/>
-        </w:rPr>
-        <w:t>________________________________________________________________________________</w:t>
-      </w:r>
-    </w:p>
-    <w:p>
-      <w:pPr>
-        <w:spacing w:before="40" w:after="0"/>
-      </w:pPr>
-      <w:r>
-        <w:rPr>
-          <w:b/>
-          <w:color w:val="5B3543"/>
-          <w:sz w:val="18"/>
-        </w:rPr>
-        <w:t>4. How much did I save this week?</w:t>
-      </w:r>
-    </w:p>
-    <w:p>
-      <w:pPr>
-        <w:spacing w:after="20"/>
-      </w:pPr>
-      <w:r>
-        <w:rPr>
-          <w:color w:val="E7B7C4"/>
-        </w:rPr>
-        <w:t>________________________________________________________________________________</w:t>
-      </w:r>
-    </w:p>
-    <w:p>
-      <w:pPr>
-        <w:spacing w:before="140"/>
-        <w:jc w:val="center"/>
-      </w:pPr>
-      <w:r>
-        <w:rPr>
-          <w:i/>
-          <w:color w:val="D97892"/>
-          <w:sz w:val="19"/>
-        </w:rPr>
-        <w:t>♡  Check in now so future you has options.  ♡</w:t>
-      </w:r>
-    </w:p>
-    <w:p>
-      <w:r>
-        <w:br w:type="page"/>
-      </w:r>
-    </w:p>
-    <w:p>
-      <w:pPr>
-        <w:spacing w:after="0"/>
-        <w:jc w:val="center"/>
-      </w:pPr>
-      <w:r>
-        <w:rPr>
-          <w:rFonts w:ascii="Georgia" w:hAnsi="Georgia"/>
-          <w:b/>
-          <w:color w:val="D97892"/>
-          <w:sz w:val="46"/>
-        </w:rPr>
-        <w:t>✿  Transition Team  ♡</w:t>
-      </w:r>
-    </w:p>
-    <w:p>
-      <w:pPr>
-        <w:spacing w:after="40"/>
-        <w:jc w:val="center"/>
-      </w:pPr>
-      <w:r>
-        <w:rPr>
-          <w:rFonts w:ascii="Aptos Display" w:hAnsi="Aptos Display"/>
-          <w:b/>
-          <w:color w:val="5B3543"/>
-          <w:sz w:val="34"/>
-        </w:rPr>
-        <w:t>Needs vs. Wants Challenge</w:t>
-      </w:r>
-    </w:p>
-    <w:p>
-      <w:pPr>
-        <w:spacing w:after="140"/>
-        <w:jc w:val="center"/>
-      </w:pPr>
-      <w:r>
-        <w:rPr>
-          <w:i/>
-          <w:color w:val="825B69"/>
-          <w:sz w:val="19"/>
-        </w:rPr>
-        <w:t>Practice making choices before the money is gone</w:t>
-      </w:r>
-    </w:p>
-    <w:tbl>
-      <w:tblPr>
-        <w:tblW w:type="auto" w:w="0"/>
-        <w:jc w:val="center"/>
-        <w:tblLook w:firstColumn="1" w:firstRow="1" w:lastColumn="0" w:lastRow="0" w:noHBand="0" w:noVBand="1" w:val="04A0"/>
-        <w:tblBorders>
-          <w:top w:val="single" w:sz="7" w:color="E7B7C4"/>
-          <w:left w:val="single" w:sz="7" w:color="E7B7C4"/>
-          <w:bottom w:val="single" w:sz="7" w:color="E7B7C4"/>
-          <w:right w:val="single" w:sz="7" w:color="E7B7C4"/>
-          <w:insideH w:val="single" w:sz="7" w:color="E7B7C4"/>
-          <w:insideV w:val="single" w:sz="7" w:color="E7B7C4"/>
-        </w:tblBorders>
-      </w:tblPr>
-      <w:tblGrid>
-        <w:gridCol w:w="2664"/>
-        <w:gridCol w:w="2664"/>
-        <w:gridCol w:w="2664"/>
-        <w:gridCol w:w="2664"/>
-      </w:tblGrid>
-      <w:tr>
-        <w:tc>
-          <w:tcPr>
-            <w:tcW w:type="dxa" w:w="2664"/>
-            <w:vAlign w:val="center"/>
-            <w:shd w:fill="FCE8EE"/>
-          </w:tcPr>
-          <w:p>
-            <w:pPr>
-              <w:spacing w:after="0"/>
-            </w:pPr>
-            <w:r/>
-            <w:r>
-              <w:rPr>
-                <w:rFonts w:ascii="Aptos" w:hAnsi="Aptos"/>
-                <w:b/>
-                <w:color w:val="5B3543"/>
-                <w:sz w:val="18"/>
-              </w:rPr>
-              <w:t>Student:</w:t>
-            </w:r>
-          </w:p>
-        </w:tc>
-        <w:tc>
-          <w:tcPr>
-            <w:tcW w:type="dxa" w:w="2664"/>
-            <w:vAlign w:val="center"/>
-          </w:tcPr>
-          <w:p>
-            <w:pPr>
-              <w:spacing w:after="0"/>
-            </w:pPr>
-            <w:r/>
-            <w:r>
-              <w:rPr>
-                <w:rFonts w:ascii="Aptos" w:hAnsi="Aptos"/>
-                <w:b w:val="0"/>
-                <w:color w:val="5B3543"/>
-                <w:sz w:val="18"/>
-              </w:rPr>
-              <w:t>________________________</w:t>
-            </w:r>
-          </w:p>
-        </w:tc>
-        <w:tc>
-          <w:tcPr>
-            <w:tcW w:type="dxa" w:w="2664"/>
-            <w:vAlign w:val="center"/>
-            <w:shd w:fill="FCE8EE"/>
-          </w:tcPr>
-          <w:p>
-            <w:pPr>
-              <w:spacing w:after="0"/>
-            </w:pPr>
-            <w:r/>
-            <w:r>
-              <w:rPr>
-                <w:rFonts w:ascii="Aptos" w:hAnsi="Aptos"/>
-                <w:b/>
-                <w:color w:val="5B3543"/>
-                <w:sz w:val="18"/>
-              </w:rPr>
-              <w:t>Date:</w:t>
-            </w:r>
-          </w:p>
-        </w:tc>
-        <w:tc>
-          <w:tcPr>
-            <w:tcW w:type="dxa" w:w="2664"/>
-            <w:vAlign w:val="center"/>
-          </w:tcPr>
-          <w:p>
-            <w:pPr>
-              <w:spacing w:after="0"/>
-            </w:pPr>
-            <w:r/>
-            <w:r>
-              <w:rPr>
-                <w:rFonts w:ascii="Aptos" w:hAnsi="Aptos"/>
-                <w:b w:val="0"/>
-                <w:color w:val="5B3543"/>
-                <w:sz w:val="18"/>
-              </w:rPr>
-              <w:t>______________</w:t>
-            </w:r>
-          </w:p>
-        </w:tc>
-      </w:tr>
-    </w:tbl>
-    <w:p>
-      <w:pPr>
-        <w:spacing w:before="160" w:after="80"/>
-      </w:pPr>
-      <w:r>
-        <w:rPr>
-          <w:b/>
-          <w:color w:val="5B3543"/>
-          <w:sz w:val="26"/>
-        </w:rPr>
-        <w:t>✿  Sort each item: Is it a need or a want?</w:t>
-      </w:r>
-    </w:p>
-    <w:tbl>
-      <w:tblPr>
-        <w:tblW w:type="auto" w:w="0"/>
-        <w:jc w:val="center"/>
-        <w:tblLook w:firstColumn="1" w:firstRow="1" w:lastColumn="0" w:lastRow="0" w:noHBand="0" w:noVBand="1" w:val="04A0"/>
-        <w:tblBorders>
-          <w:top w:val="single" w:sz="7" w:color="E7B7C4"/>
-          <w:left w:val="single" w:sz="7" w:color="E7B7C4"/>
-          <w:bottom w:val="single" w:sz="7" w:color="E7B7C4"/>
-          <w:right w:val="single" w:sz="7" w:color="E7B7C4"/>
-          <w:insideH w:val="single" w:sz="7" w:color="E7B7C4"/>
-          <w:insideV w:val="single" w:sz="7" w:color="E7B7C4"/>
-        </w:tblBorders>
-      </w:tblPr>
-      <w:tblGrid>
-        <w:gridCol w:w="3552"/>
-        <w:gridCol w:w="3552"/>
-        <w:gridCol w:w="3552"/>
-      </w:tblGrid>
-      <w:tr>
-        <w:trPr>
-          <w:tblHeader w:val="true"/>
-        </w:trPr>
-        <w:tc>
-          <w:tcPr>
-            <w:tcW w:type="dxa" w:w="3384"/>
-            <w:vAlign w:val="center"/>
-            <w:shd w:fill="D97892"/>
-          </w:tcPr>
-          <w:p>
-            <w:pPr>
-              <w:spacing w:after="0"/>
-            </w:pPr>
-            <w:r/>
-            <w:r>
-              <w:rPr>
-                <w:rFonts w:ascii="Aptos" w:hAnsi="Aptos"/>
-                <w:b/>
-                <w:color w:val="FFFFFF"/>
-                <w:sz w:val="18"/>
-              </w:rPr>
-              <w:t>Item</w:t>
-            </w:r>
-          </w:p>
-        </w:tc>
-        <w:tc>
-          <w:tcPr>
-            <w:tcW w:type="dxa" w:w="2232"/>
-            <w:vAlign w:val="center"/>
-            <w:shd w:fill="D97892"/>
-          </w:tcPr>
-          <w:p>
-            <w:pPr>
-              <w:spacing w:after="0"/>
-            </w:pPr>
-            <w:r/>
-            <w:r>
-              <w:rPr>
-                <w:rFonts w:ascii="Aptos" w:hAnsi="Aptos"/>
-                <w:b/>
-                <w:color w:val="FFFFFF"/>
-                <w:sz w:val="18"/>
-              </w:rPr>
-              <w:t>Need or Want?</w:t>
-            </w:r>
-          </w:p>
-        </w:tc>
-        <w:tc>
-          <w:tcPr>
-            <w:tcW w:type="dxa" w:w="3600"/>
-            <w:vAlign w:val="center"/>
-            <w:shd w:fill="D97892"/>
-          </w:tcPr>
-          <w:p>
-            <w:pPr>
-              <w:spacing w:after="0"/>
-            </w:pPr>
-            <w:r/>
-            <w:r>
-              <w:rPr>
-                <w:rFonts w:ascii="Aptos" w:hAnsi="Aptos"/>
                 <w:b/>
                 <w:color w:val="FFFFFF"/>
                 <w:sz w:val="18"/>
@@ -3363,11 +2452,11 @@
       </w:tr>
       <w:tr>
         <w:trPr>
-          <w:trHeight w:val="547"/>
+          <w:trHeight w:val="504"/>
         </w:trPr>
         <w:tc>
           <w:tcPr>
-            <w:tcW w:type="dxa" w:w="3384"/>
+            <w:tcW w:type="dxa" w:w="3312"/>
             <w:vAlign w:val="center"/>
           </w:tcPr>
           <w:p>
@@ -3377,18 +2466,16 @@
             <w:r/>
             <w:r>
               <w:rPr>
-                <w:rFonts w:ascii="Aptos" w:hAnsi="Aptos"/>
                 <w:b w:val="0"/>
-                <w:color w:val="5B3543"/>
+                <w:color w:val="4A3740"/>
                 <w:sz w:val="18"/>
               </w:rPr>
-              <w:t>Groceries</w:t>
             </w:r>
           </w:p>
         </w:tc>
         <w:tc>
           <w:tcPr>
-            <w:tcW w:type="dxa" w:w="2232"/>
+            <w:tcW w:type="dxa" w:w="2160"/>
             <w:vAlign w:val="center"/>
           </w:tcPr>
           <w:p>
@@ -3398,9 +2485,8 @@
             <w:r/>
             <w:r>
               <w:rPr>
-                <w:rFonts w:ascii="Aptos" w:hAnsi="Aptos"/>
                 <w:b w:val="0"/>
-                <w:color w:val="5B3543"/>
+                <w:color w:val="4A3740"/>
                 <w:sz w:val="18"/>
               </w:rPr>
             </w:r>
@@ -3408,7 +2494,7 @@
         </w:tc>
         <w:tc>
           <w:tcPr>
-            <w:tcW w:type="dxa" w:w="3600"/>
+            <w:tcW w:type="dxa" w:w="3456"/>
             <w:vAlign w:val="center"/>
           </w:tcPr>
           <w:p>
@@ -3418,9 +2504,8 @@
             <w:r/>
             <w:r>
               <w:rPr>
-                <w:rFonts w:ascii="Aptos" w:hAnsi="Aptos"/>
                 <w:b w:val="0"/>
-                <w:color w:val="5B3543"/>
+                <w:color w:val="4A3740"/>
                 <w:sz w:val="18"/>
               </w:rPr>
             </w:r>
@@ -3429,80 +2514,11 @@
       </w:tr>
       <w:tr>
         <w:trPr>
-          <w:trHeight w:val="547"/>
+          <w:trHeight w:val="504"/>
         </w:trPr>
         <w:tc>
           <w:tcPr>
-            <w:tcW w:type="dxa" w:w="3384"/>
-            <w:vAlign w:val="center"/>
-            <w:shd w:fill="FFF7FA"/>
-          </w:tcPr>
-          <w:p>
-            <w:pPr>
-              <w:spacing w:after="0"/>
-            </w:pPr>
-            <w:r/>
-            <w:r>
-              <w:rPr>
-                <w:rFonts w:ascii="Aptos" w:hAnsi="Aptos"/>
-                <w:b w:val="0"/>
-                <w:color w:val="5B3543"/>
-                <w:sz w:val="18"/>
-              </w:rPr>
-              <w:t>New video game</w:t>
-            </w:r>
-          </w:p>
-        </w:tc>
-        <w:tc>
-          <w:tcPr>
-            <w:tcW w:type="dxa" w:w="2232"/>
-            <w:vAlign w:val="center"/>
-            <w:shd w:fill="FFF7FA"/>
-          </w:tcPr>
-          <w:p>
-            <w:pPr>
-              <w:spacing w:after="0"/>
-            </w:pPr>
-            <w:r/>
-            <w:r>
-              <w:rPr>
-                <w:rFonts w:ascii="Aptos" w:hAnsi="Aptos"/>
-                <w:b w:val="0"/>
-                <w:color w:val="5B3543"/>
-                <w:sz w:val="18"/>
-              </w:rPr>
-            </w:r>
-          </w:p>
-        </w:tc>
-        <w:tc>
-          <w:tcPr>
-            <w:tcW w:type="dxa" w:w="3600"/>
-            <w:vAlign w:val="center"/>
-            <w:shd w:fill="FFF7FA"/>
-          </w:tcPr>
-          <w:p>
-            <w:pPr>
-              <w:spacing w:after="0"/>
-            </w:pPr>
-            <w:r/>
-            <w:r>
-              <w:rPr>
-                <w:rFonts w:ascii="Aptos" w:hAnsi="Aptos"/>
-                <w:b w:val="0"/>
-                <w:color w:val="5B3543"/>
-                <w:sz w:val="18"/>
-              </w:rPr>
-            </w:r>
-          </w:p>
-        </w:tc>
-      </w:tr>
-      <w:tr>
-        <w:trPr>
-          <w:trHeight w:val="547"/>
-        </w:trPr>
-        <w:tc>
-          <w:tcPr>
-            <w:tcW w:type="dxa" w:w="3384"/>
+            <w:tcW w:type="dxa" w:w="3312"/>
             <w:vAlign w:val="center"/>
           </w:tcPr>
           <w:p>
@@ -3512,18 +2528,16 @@
             <w:r/>
             <w:r>
               <w:rPr>
-                <w:rFonts w:ascii="Aptos" w:hAnsi="Aptos"/>
                 <w:b w:val="0"/>
-                <w:color w:val="5B3543"/>
+                <w:color w:val="4A3740"/>
                 <w:sz w:val="18"/>
               </w:rPr>
-              <w:t>Bus fare / Gas to work</w:t>
             </w:r>
           </w:p>
         </w:tc>
         <w:tc>
           <w:tcPr>
-            <w:tcW w:type="dxa" w:w="2232"/>
+            <w:tcW w:type="dxa" w:w="2160"/>
             <w:vAlign w:val="center"/>
           </w:tcPr>
           <w:p>
@@ -3533,9 +2547,8 @@
             <w:r/>
             <w:r>
               <w:rPr>
-                <w:rFonts w:ascii="Aptos" w:hAnsi="Aptos"/>
                 <w:b w:val="0"/>
-                <w:color w:val="5B3543"/>
+                <w:color w:val="4A3740"/>
                 <w:sz w:val="18"/>
               </w:rPr>
             </w:r>
@@ -3543,7 +2556,7 @@
         </w:tc>
         <w:tc>
           <w:tcPr>
-            <w:tcW w:type="dxa" w:w="3600"/>
+            <w:tcW w:type="dxa" w:w="3456"/>
             <w:vAlign w:val="center"/>
           </w:tcPr>
           <w:p>
@@ -3553,9 +2566,8 @@
             <w:r/>
             <w:r>
               <w:rPr>
-                <w:rFonts w:ascii="Aptos" w:hAnsi="Aptos"/>
                 <w:b w:val="0"/>
-                <w:color w:val="5B3543"/>
+                <w:color w:val="4A3740"/>
                 <w:sz w:val="18"/>
               </w:rPr>
             </w:r>
@@ -3564,80 +2576,11 @@
       </w:tr>
       <w:tr>
         <w:trPr>
-          <w:trHeight w:val="547"/>
+          <w:trHeight w:val="504"/>
         </w:trPr>
         <w:tc>
           <w:tcPr>
-            <w:tcW w:type="dxa" w:w="3384"/>
-            <w:vAlign w:val="center"/>
-            <w:shd w:fill="FFF7FA"/>
-          </w:tcPr>
-          <w:p>
-            <w:pPr>
-              <w:spacing w:after="0"/>
-            </w:pPr>
-            <w:r/>
-            <w:r>
-              <w:rPr>
-                <w:rFonts w:ascii="Aptos" w:hAnsi="Aptos"/>
-                <w:b w:val="0"/>
-                <w:color w:val="5B3543"/>
-                <w:sz w:val="18"/>
-              </w:rPr>
-              <w:t>Streaming subscription</w:t>
-            </w:r>
-          </w:p>
-        </w:tc>
-        <w:tc>
-          <w:tcPr>
-            <w:tcW w:type="dxa" w:w="2232"/>
-            <w:vAlign w:val="center"/>
-            <w:shd w:fill="FFF7FA"/>
-          </w:tcPr>
-          <w:p>
-            <w:pPr>
-              <w:spacing w:after="0"/>
-            </w:pPr>
-            <w:r/>
-            <w:r>
-              <w:rPr>
-                <w:rFonts w:ascii="Aptos" w:hAnsi="Aptos"/>
-                <w:b w:val="0"/>
-                <w:color w:val="5B3543"/>
-                <w:sz w:val="18"/>
-              </w:rPr>
-            </w:r>
-          </w:p>
-        </w:tc>
-        <w:tc>
-          <w:tcPr>
-            <w:tcW w:type="dxa" w:w="3600"/>
-            <w:vAlign w:val="center"/>
-            <w:shd w:fill="FFF7FA"/>
-          </w:tcPr>
-          <w:p>
-            <w:pPr>
-              <w:spacing w:after="0"/>
-            </w:pPr>
-            <w:r/>
-            <w:r>
-              <w:rPr>
-                <w:rFonts w:ascii="Aptos" w:hAnsi="Aptos"/>
-                <w:b w:val="0"/>
-                <w:color w:val="5B3543"/>
-                <w:sz w:val="18"/>
-              </w:rPr>
-            </w:r>
-          </w:p>
-        </w:tc>
-      </w:tr>
-      <w:tr>
-        <w:trPr>
-          <w:trHeight w:val="547"/>
-        </w:trPr>
-        <w:tc>
-          <w:tcPr>
-            <w:tcW w:type="dxa" w:w="3384"/>
+            <w:tcW w:type="dxa" w:w="3312"/>
             <w:vAlign w:val="center"/>
           </w:tcPr>
           <w:p>
@@ -3647,18 +2590,16 @@
             <w:r/>
             <w:r>
               <w:rPr>
-                <w:rFonts w:ascii="Aptos" w:hAnsi="Aptos"/>
                 <w:b w:val="0"/>
-                <w:color w:val="5B3543"/>
+                <w:color w:val="4A3740"/>
                 <w:sz w:val="18"/>
               </w:rPr>
-              <w:t>Medicine</w:t>
             </w:r>
           </w:p>
         </w:tc>
         <w:tc>
           <w:tcPr>
-            <w:tcW w:type="dxa" w:w="2232"/>
+            <w:tcW w:type="dxa" w:w="2160"/>
             <w:vAlign w:val="center"/>
           </w:tcPr>
           <w:p>
@@ -3668,9 +2609,8 @@
             <w:r/>
             <w:r>
               <w:rPr>
-                <w:rFonts w:ascii="Aptos" w:hAnsi="Aptos"/>
                 <w:b w:val="0"/>
-                <w:color w:val="5B3543"/>
+                <w:color w:val="4A3740"/>
                 <w:sz w:val="18"/>
               </w:rPr>
             </w:r>
@@ -3678,7 +2618,7 @@
         </w:tc>
         <w:tc>
           <w:tcPr>
-            <w:tcW w:type="dxa" w:w="3600"/>
+            <w:tcW w:type="dxa" w:w="3456"/>
             <w:vAlign w:val="center"/>
           </w:tcPr>
           <w:p>
@@ -3688,9 +2628,8 @@
             <w:r/>
             <w:r>
               <w:rPr>
-                <w:rFonts w:ascii="Aptos" w:hAnsi="Aptos"/>
                 <w:b w:val="0"/>
-                <w:color w:val="5B3543"/>
+                <w:color w:val="4A3740"/>
                 <w:sz w:val="18"/>
               </w:rPr>
             </w:r>
@@ -3699,80 +2638,11 @@
       </w:tr>
       <w:tr>
         <w:trPr>
-          <w:trHeight w:val="547"/>
+          <w:trHeight w:val="504"/>
         </w:trPr>
         <w:tc>
           <w:tcPr>
-            <w:tcW w:type="dxa" w:w="3384"/>
-            <w:vAlign w:val="center"/>
-            <w:shd w:fill="FFF7FA"/>
-          </w:tcPr>
-          <w:p>
-            <w:pPr>
-              <w:spacing w:after="0"/>
-            </w:pPr>
-            <w:r/>
-            <w:r>
-              <w:rPr>
-                <w:rFonts w:ascii="Aptos" w:hAnsi="Aptos"/>
-                <w:b w:val="0"/>
-                <w:color w:val="5B3543"/>
-                <w:sz w:val="18"/>
-              </w:rPr>
-              <w:t>New shoes when current shoes still fit</w:t>
-            </w:r>
-          </w:p>
-        </w:tc>
-        <w:tc>
-          <w:tcPr>
-            <w:tcW w:type="dxa" w:w="2232"/>
-            <w:vAlign w:val="center"/>
-            <w:shd w:fill="FFF7FA"/>
-          </w:tcPr>
-          <w:p>
-            <w:pPr>
-              <w:spacing w:after="0"/>
-            </w:pPr>
-            <w:r/>
-            <w:r>
-              <w:rPr>
-                <w:rFonts w:ascii="Aptos" w:hAnsi="Aptos"/>
-                <w:b w:val="0"/>
-                <w:color w:val="5B3543"/>
-                <w:sz w:val="18"/>
-              </w:rPr>
-            </w:r>
-          </w:p>
-        </w:tc>
-        <w:tc>
-          <w:tcPr>
-            <w:tcW w:type="dxa" w:w="3600"/>
-            <w:vAlign w:val="center"/>
-            <w:shd w:fill="FFF7FA"/>
-          </w:tcPr>
-          <w:p>
-            <w:pPr>
-              <w:spacing w:after="0"/>
-            </w:pPr>
-            <w:r/>
-            <w:r>
-              <w:rPr>
-                <w:rFonts w:ascii="Aptos" w:hAnsi="Aptos"/>
-                <w:b w:val="0"/>
-                <w:color w:val="5B3543"/>
-                <w:sz w:val="18"/>
-              </w:rPr>
-            </w:r>
-          </w:p>
-        </w:tc>
-      </w:tr>
-      <w:tr>
-        <w:trPr>
-          <w:trHeight w:val="547"/>
-        </w:trPr>
-        <w:tc>
-          <w:tcPr>
-            <w:tcW w:type="dxa" w:w="3384"/>
+            <w:tcW w:type="dxa" w:w="3312"/>
             <w:vAlign w:val="center"/>
           </w:tcPr>
           <w:p>
@@ -3782,18 +2652,16 @@
             <w:r/>
             <w:r>
               <w:rPr>
-                <w:rFonts w:ascii="Aptos" w:hAnsi="Aptos"/>
                 <w:b w:val="0"/>
-                <w:color w:val="5B3543"/>
+                <w:color w:val="4A3740"/>
                 <w:sz w:val="18"/>
               </w:rPr>
-              <w:t>Phone bill</w:t>
             </w:r>
           </w:p>
         </w:tc>
         <w:tc>
           <w:tcPr>
-            <w:tcW w:type="dxa" w:w="2232"/>
+            <w:tcW w:type="dxa" w:w="2160"/>
             <w:vAlign w:val="center"/>
           </w:tcPr>
           <w:p>
@@ -3803,9 +2671,8 @@
             <w:r/>
             <w:r>
               <w:rPr>
-                <w:rFonts w:ascii="Aptos" w:hAnsi="Aptos"/>
                 <w:b w:val="0"/>
-                <w:color w:val="5B3543"/>
+                <w:color w:val="4A3740"/>
                 <w:sz w:val="18"/>
               </w:rPr>
             </w:r>
@@ -3813,7 +2680,7 @@
         </w:tc>
         <w:tc>
           <w:tcPr>
-            <w:tcW w:type="dxa" w:w="3600"/>
+            <w:tcW w:type="dxa" w:w="3456"/>
             <w:vAlign w:val="center"/>
           </w:tcPr>
           <w:p>
@@ -3823,9 +2690,8 @@
             <w:r/>
             <w:r>
               <w:rPr>
-                <w:rFonts w:ascii="Aptos" w:hAnsi="Aptos"/>
                 <w:b w:val="0"/>
-                <w:color w:val="5B3543"/>
+                <w:color w:val="4A3740"/>
                 <w:sz w:val="18"/>
               </w:rPr>
             </w:r>
@@ -3834,13 +2700,12 @@
       </w:tr>
       <w:tr>
         <w:trPr>
-          <w:trHeight w:val="547"/>
+          <w:trHeight w:val="504"/>
         </w:trPr>
         <w:tc>
           <w:tcPr>
-            <w:tcW w:type="dxa" w:w="3384"/>
+            <w:tcW w:type="dxa" w:w="3312"/>
             <w:vAlign w:val="center"/>
-            <w:shd w:fill="FFF7FA"/>
           </w:tcPr>
           <w:p>
             <w:pPr>
@@ -3849,20 +2714,17 @@
             <w:r/>
             <w:r>
               <w:rPr>
-                <w:rFonts w:ascii="Aptos" w:hAnsi="Aptos"/>
                 <w:b w:val="0"/>
-                <w:color w:val="5B3543"/>
+                <w:color w:val="4A3740"/>
                 <w:sz w:val="18"/>
               </w:rPr>
-              <w:t>Eating out</w:t>
             </w:r>
           </w:p>
         </w:tc>
         <w:tc>
           <w:tcPr>
-            <w:tcW w:type="dxa" w:w="2232"/>
+            <w:tcW w:type="dxa" w:w="2160"/>
             <w:vAlign w:val="center"/>
-            <w:shd w:fill="FFF7FA"/>
           </w:tcPr>
           <w:p>
             <w:pPr>
@@ -3871,9 +2733,8 @@
             <w:r/>
             <w:r>
               <w:rPr>
-                <w:rFonts w:ascii="Aptos" w:hAnsi="Aptos"/>
                 <w:b w:val="0"/>
-                <w:color w:val="5B3543"/>
+                <w:color w:val="4A3740"/>
                 <w:sz w:val="18"/>
               </w:rPr>
             </w:r>
@@ -3881,9 +2742,8 @@
         </w:tc>
         <w:tc>
           <w:tcPr>
-            <w:tcW w:type="dxa" w:w="3600"/>
+            <w:tcW w:type="dxa" w:w="3456"/>
             <w:vAlign w:val="center"/>
-            <w:shd w:fill="FFF7FA"/>
           </w:tcPr>
           <w:p>
             <w:pPr>
@@ -3892,9 +2752,70 @@
             <w:r/>
             <w:r>
               <w:rPr>
-                <w:rFonts w:ascii="Aptos" w:hAnsi="Aptos"/>
                 <w:b w:val="0"/>
-                <w:color w:val="5B3543"/>
+                <w:color w:val="4A3740"/>
+                <w:sz w:val="18"/>
+              </w:rPr>
+            </w:r>
+          </w:p>
+        </w:tc>
+      </w:tr>
+      <w:tr>
+        <w:trPr>
+          <w:trHeight w:val="504"/>
+        </w:trPr>
+        <w:tc>
+          <w:tcPr>
+            <w:tcW w:type="dxa" w:w="3312"/>
+            <w:vAlign w:val="center"/>
+          </w:tcPr>
+          <w:p>
+            <w:pPr>
+              <w:spacing w:after="0"/>
+            </w:pPr>
+            <w:r/>
+            <w:r>
+              <w:rPr>
+                <w:b w:val="0"/>
+                <w:color w:val="4A3740"/>
+                <w:sz w:val="18"/>
+              </w:rPr>
+            </w:r>
+          </w:p>
+        </w:tc>
+        <w:tc>
+          <w:tcPr>
+            <w:tcW w:type="dxa" w:w="2160"/>
+            <w:vAlign w:val="center"/>
+          </w:tcPr>
+          <w:p>
+            <w:pPr>
+              <w:spacing w:after="0"/>
+            </w:pPr>
+            <w:r/>
+            <w:r>
+              <w:rPr>
+                <w:b w:val="0"/>
+                <w:color w:val="4A3740"/>
+                <w:sz w:val="18"/>
+              </w:rPr>
+            </w:r>
+          </w:p>
+        </w:tc>
+        <w:tc>
+          <w:tcPr>
+            <w:tcW w:type="dxa" w:w="3456"/>
+            <w:vAlign w:val="center"/>
+          </w:tcPr>
+          <w:p>
+            <w:pPr>
+              <w:spacing w:after="0"/>
+            </w:pPr>
+            <w:r/>
+            <w:r>
+              <w:rPr>
+                <w:b w:val="0"/>
+                <w:color w:val="4A3740"/>
                 <w:sz w:val="18"/>
               </w:rPr>
             </w:r>
@@ -3904,290 +2825,21 @@
     </w:tbl>
     <w:p>
       <w:pPr>
-        <w:spacing w:before="160" w:after="80"/>
-      </w:pPr>
-      <w:r>
-        <w:rPr>
-          <w:b/>
-          <w:color w:val="5B3543"/>
-          <w:sz w:val="26"/>
-        </w:rPr>
-        <w:t>♡  My Turn</w:t>
-      </w:r>
-    </w:p>
-    <w:tbl>
-      <w:tblPr>
-        <w:tblW w:type="auto" w:w="0"/>
-        <w:jc w:val="center"/>
-        <w:tblLook w:firstColumn="1" w:firstRow="1" w:lastColumn="0" w:lastRow="0" w:noHBand="0" w:noVBand="1" w:val="04A0"/>
-        <w:tblBorders>
-          <w:top w:val="single" w:sz="7" w:color="E7B7C4"/>
-          <w:left w:val="single" w:sz="7" w:color="E7B7C4"/>
-          <w:bottom w:val="single" w:sz="7" w:color="E7B7C4"/>
-          <w:right w:val="single" w:sz="7" w:color="E7B7C4"/>
-          <w:insideH w:val="single" w:sz="7" w:color="E7B7C4"/>
-          <w:insideV w:val="single" w:sz="7" w:color="E7B7C4"/>
-        </w:tblBorders>
-      </w:tblPr>
-      <w:tblGrid>
-        <w:gridCol w:w="3552"/>
-        <w:gridCol w:w="3552"/>
-        <w:gridCol w:w="3552"/>
-      </w:tblGrid>
-      <w:tr>
-        <w:trPr>
-          <w:tblHeader w:val="true"/>
-        </w:trPr>
-        <w:tc>
-          <w:tcPr>
-            <w:tcW w:type="dxa" w:w="3528"/>
-            <w:vAlign w:val="center"/>
-            <w:shd w:fill="D97892"/>
-          </w:tcPr>
-          <w:p>
-            <w:pPr>
-              <w:spacing w:after="0"/>
-            </w:pPr>
-            <w:r/>
-            <w:r>
-              <w:rPr>
-                <w:rFonts w:ascii="Aptos" w:hAnsi="Aptos"/>
-                <w:b/>
-                <w:color w:val="FFFFFF"/>
-                <w:sz w:val="18"/>
-              </w:rPr>
-              <w:t>Something I want to buy</w:t>
-            </w:r>
-          </w:p>
-        </w:tc>
-        <w:tc>
-          <w:tcPr>
-            <w:tcW w:type="dxa" w:w="1584"/>
-            <w:vAlign w:val="center"/>
-            <w:shd w:fill="D97892"/>
-          </w:tcPr>
-          <w:p>
-            <w:pPr>
-              <w:spacing w:after="0"/>
-            </w:pPr>
-            <w:r/>
-            <w:r>
-              <w:rPr>
-                <w:rFonts w:ascii="Aptos" w:hAnsi="Aptos"/>
-                <w:b/>
-                <w:color w:val="FFFFFF"/>
-                <w:sz w:val="18"/>
-              </w:rPr>
-              <w:t>Cost</w:t>
-            </w:r>
-          </w:p>
-        </w:tc>
-        <w:tc>
-          <w:tcPr>
-            <w:tcW w:type="dxa" w:w="4104"/>
-            <w:vAlign w:val="center"/>
-            <w:shd w:fill="D97892"/>
-          </w:tcPr>
-          <w:p>
-            <w:pPr>
-              <w:spacing w:after="0"/>
-            </w:pPr>
-            <w:r/>
-            <w:r>
-              <w:rPr>
-                <w:rFonts w:ascii="Aptos" w:hAnsi="Aptos"/>
-                <w:b/>
-                <w:color w:val="FFFFFF"/>
-                <w:sz w:val="18"/>
-              </w:rPr>
-              <w:t>My plan before buying it</w:t>
-            </w:r>
-          </w:p>
-        </w:tc>
-      </w:tr>
-      <w:tr>
-        <w:trPr>
-          <w:trHeight w:val="648"/>
-        </w:trPr>
-        <w:tc>
-          <w:tcPr>
-            <w:tcW w:type="dxa" w:w="3528"/>
-            <w:vAlign w:val="center"/>
-          </w:tcPr>
-          <w:p>
-            <w:pPr>
-              <w:spacing w:after="0"/>
-            </w:pPr>
-            <w:r/>
-            <w:r>
-              <w:rPr>
-                <w:rFonts w:ascii="Aptos" w:hAnsi="Aptos"/>
-                <w:b w:val="0"/>
-                <w:color w:val="5B3543"/>
-                <w:sz w:val="18"/>
-              </w:rPr>
-              <w:t>____________________________</w:t>
-            </w:r>
-          </w:p>
-        </w:tc>
-        <w:tc>
-          <w:tcPr>
-            <w:tcW w:type="dxa" w:w="1584"/>
-            <w:vAlign w:val="center"/>
-          </w:tcPr>
-          <w:p>
-            <w:pPr>
-              <w:spacing w:after="0"/>
-            </w:pPr>
-            <w:r/>
-            <w:r>
-              <w:rPr>
-                <w:rFonts w:ascii="Aptos" w:hAnsi="Aptos"/>
-                <w:b w:val="0"/>
-                <w:color w:val="5B3543"/>
-                <w:sz w:val="18"/>
-              </w:rPr>
-              <w:t>$ ________</w:t>
-            </w:r>
-          </w:p>
-        </w:tc>
-        <w:tc>
-          <w:tcPr>
-            <w:tcW w:type="dxa" w:w="4104"/>
-            <w:vAlign w:val="center"/>
-          </w:tcPr>
-          <w:p>
-            <w:pPr>
-              <w:spacing w:after="0"/>
-            </w:pPr>
-            <w:r/>
-            <w:r>
-              <w:rPr>
-                <w:rFonts w:ascii="Aptos" w:hAnsi="Aptos"/>
-                <w:b w:val="0"/>
-                <w:color w:val="5B3543"/>
-                <w:sz w:val="18"/>
-              </w:rPr>
-              <w:t>____________________________</w:t>
-            </w:r>
-          </w:p>
-        </w:tc>
-      </w:tr>
-      <w:tr>
-        <w:trPr>
-          <w:trHeight w:val="648"/>
-        </w:trPr>
-        <w:tc>
-          <w:tcPr>
-            <w:tcW w:type="dxa" w:w="3528"/>
-            <w:vAlign w:val="center"/>
-            <w:shd w:fill="FFF7FA"/>
-          </w:tcPr>
-          <w:p>
-            <w:pPr>
-              <w:spacing w:after="0"/>
-            </w:pPr>
-            <w:r/>
-            <w:r>
-              <w:rPr>
-                <w:rFonts w:ascii="Aptos" w:hAnsi="Aptos"/>
-                <w:b w:val="0"/>
-                <w:color w:val="5B3543"/>
-                <w:sz w:val="18"/>
-              </w:rPr>
-              <w:t>____________________________</w:t>
-            </w:r>
-          </w:p>
-        </w:tc>
-        <w:tc>
-          <w:tcPr>
-            <w:tcW w:type="dxa" w:w="1584"/>
-            <w:vAlign w:val="center"/>
-            <w:shd w:fill="FFF7FA"/>
-          </w:tcPr>
-          <w:p>
-            <w:pPr>
-              <w:spacing w:after="0"/>
-            </w:pPr>
-            <w:r/>
-            <w:r>
-              <w:rPr>
-                <w:rFonts w:ascii="Aptos" w:hAnsi="Aptos"/>
-                <w:b w:val="0"/>
-                <w:color w:val="5B3543"/>
-                <w:sz w:val="18"/>
-              </w:rPr>
-              <w:t>$ ________</w:t>
-            </w:r>
-          </w:p>
-        </w:tc>
-        <w:tc>
-          <w:tcPr>
-            <w:tcW w:type="dxa" w:w="4104"/>
-            <w:vAlign w:val="center"/>
-            <w:shd w:fill="FFF7FA"/>
-          </w:tcPr>
-          <w:p>
-            <w:pPr>
-              <w:spacing w:after="0"/>
-            </w:pPr>
-            <w:r/>
-            <w:r>
-              <w:rPr>
-                <w:rFonts w:ascii="Aptos" w:hAnsi="Aptos"/>
-                <w:b w:val="0"/>
-                <w:color w:val="5B3543"/>
-                <w:sz w:val="18"/>
-              </w:rPr>
-              <w:t>____________________________</w:t>
-            </w:r>
-          </w:p>
-        </w:tc>
-      </w:tr>
-    </w:tbl>
-    <w:p>
-      <w:pPr>
-        <w:spacing w:before="160" w:after="80"/>
-      </w:pPr>
-      <w:r>
-        <w:rPr>
-          <w:b/>
-          <w:color w:val="5B3543"/>
-          <w:sz w:val="26"/>
-        </w:rPr>
-        <w:t>✿  One Money Goal I Can Start This Week</w:t>
-      </w:r>
-    </w:p>
-    <w:p>
-      <w:pPr>
-        <w:spacing w:after="40"/>
-      </w:pPr>
-      <w:r>
-        <w:t>________________________________________________________________________________</w:t>
-      </w:r>
-    </w:p>
-    <w:p>
-      <w:r>
-        <w:t>________________________________________________________________________________</w:t>
-      </w:r>
-    </w:p>
-    <w:p>
-      <w:pPr>
-        <w:spacing w:before="140"/>
+        <w:spacing w:before="160"/>
         <w:jc w:val="center"/>
       </w:pPr>
       <w:r>
         <w:rPr>
           <w:i/>
-          <w:color w:val="D97892"/>
-          <w:sz w:val="19"/>
+          <w:color w:val="6D4050"/>
+          <w:sz w:val="20"/>
         </w:rPr>
-        <w:t>♡  Smart choices today can build independence tomorrow.  ♡</w:t>
+        <w:t>Small steps. Big futures.</w:t>
       </w:r>
     </w:p>
     <w:sectPr>
       <w:pgSz w:w="12240" w:h="15840"/>
-      <w:pgMar w:top="648" w:right="792" w:bottom="648" w:left="792" w:header="720" w:footer="720" w:gutter="0"/>
+      <w:pgMar w:top="792" w:right="792" w:bottom="792" w:left="792" w:header="720" w:footer="720" w:gutter="0"/>
       <w:cols w:space="720"/>
       <w:docGrid w:linePitch="360"/>
     </w:sectPr>
